--- a/sprint2.docx
+++ b/sprint2.docx
@@ -83,23 +83,13 @@
           <w:szCs w:val="20"/>
         </w:rPr>
       </w:pPr>
-      <w:proofErr w:type="spellStart"/>
-      <w:r>
-        <w:rPr>
-          <w:rFonts w:ascii="Courier New" w:eastAsia="Times New Roman" w:hAnsi="Courier New" w:cs="Courier New"/>
-          <w:sz w:val="20"/>
-          <w:szCs w:val="20"/>
-        </w:rPr>
-        <w:t>shopNow</w:t>
-      </w:r>
-      <w:proofErr w:type="spellEnd"/>
-      <w:r>
-        <w:rPr>
-          <w:rFonts w:ascii="Courier New" w:eastAsia="Times New Roman" w:hAnsi="Courier New" w:cs="Courier New"/>
-          <w:sz w:val="20"/>
-          <w:szCs w:val="20"/>
-        </w:rPr>
-        <w:t>/</w:t>
+      <w:r>
+        <w:rPr>
+          <w:rFonts w:ascii="Courier New" w:eastAsia="Times New Roman" w:hAnsi="Courier New" w:cs="Courier New"/>
+          <w:sz w:val="20"/>
+          <w:szCs w:val="20"/>
+        </w:rPr>
+        <w:t>shopNow/</w:t>
       </w:r>
       <w:r>
         <w:rPr>
@@ -171,52 +161,16 @@
           <w:szCs w:val="20"/>
         </w:rPr>
         <w:br/>
-        <w:t xml:space="preserve"> │         ├── </w:t>
-      </w:r>
-      <w:proofErr w:type="spellStart"/>
-      <w:r>
-        <w:rPr>
-          <w:rFonts w:ascii="Courier New" w:eastAsia="Times New Roman" w:hAnsi="Courier New" w:cs="Courier New"/>
-          <w:sz w:val="20"/>
-          <w:szCs w:val="20"/>
-        </w:rPr>
-        <w:t>vpc</w:t>
-      </w:r>
-      <w:proofErr w:type="spellEnd"/>
-      <w:r>
-        <w:rPr>
-          <w:rFonts w:ascii="Courier New" w:eastAsia="Times New Roman" w:hAnsi="Courier New" w:cs="Courier New"/>
-          <w:sz w:val="20"/>
-          <w:szCs w:val="20"/>
-        </w:rPr>
-        <w:t>/</w:t>
-      </w:r>
-      <w:r>
-        <w:rPr>
-          <w:rFonts w:ascii="Courier New" w:eastAsia="Times New Roman" w:hAnsi="Courier New" w:cs="Courier New"/>
-          <w:sz w:val="20"/>
-          <w:szCs w:val="20"/>
-        </w:rPr>
-        <w:br/>
-        <w:t xml:space="preserve"> │         ├── </w:t>
-      </w:r>
-      <w:proofErr w:type="spellStart"/>
-      <w:r>
-        <w:rPr>
-          <w:rFonts w:ascii="Courier New" w:eastAsia="Times New Roman" w:hAnsi="Courier New" w:cs="Courier New"/>
-          <w:sz w:val="20"/>
-          <w:szCs w:val="20"/>
-        </w:rPr>
-        <w:t>eks</w:t>
-      </w:r>
-      <w:proofErr w:type="spellEnd"/>
-      <w:r>
-        <w:rPr>
-          <w:rFonts w:ascii="Courier New" w:eastAsia="Times New Roman" w:hAnsi="Courier New" w:cs="Courier New"/>
-          <w:sz w:val="20"/>
-          <w:szCs w:val="20"/>
-        </w:rPr>
-        <w:t>/</w:t>
+        <w:t xml:space="preserve"> │         ├── vpc/</w:t>
+      </w:r>
+      <w:r>
+        <w:rPr>
+          <w:rFonts w:ascii="Courier New" w:eastAsia="Times New Roman" w:hAnsi="Courier New" w:cs="Courier New"/>
+          <w:sz w:val="20"/>
+          <w:szCs w:val="20"/>
+        </w:rPr>
+        <w:br/>
+        <w:t xml:space="preserve"> │         ├── eks/</w:t>
       </w:r>
       <w:r>
         <w:rPr>
@@ -234,45 +188,17 @@
           <w:szCs w:val="20"/>
         </w:rPr>
         <w:br/>
-        <w:t xml:space="preserve"> ├── </w:t>
-      </w:r>
-      <w:proofErr w:type="spellStart"/>
-      <w:r>
-        <w:rPr>
-          <w:rFonts w:ascii="Courier New" w:eastAsia="Times New Roman" w:hAnsi="Courier New" w:cs="Courier New"/>
-          <w:sz w:val="20"/>
-          <w:szCs w:val="20"/>
-        </w:rPr>
-        <w:t>jenkins</w:t>
-      </w:r>
-      <w:proofErr w:type="spellEnd"/>
-      <w:r>
-        <w:rPr>
-          <w:rFonts w:ascii="Courier New" w:eastAsia="Times New Roman" w:hAnsi="Courier New" w:cs="Courier New"/>
-          <w:sz w:val="20"/>
-          <w:szCs w:val="20"/>
-        </w:rPr>
-        <w:t>/</w:t>
-      </w:r>
-      <w:r>
-        <w:rPr>
-          <w:rFonts w:ascii="Courier New" w:eastAsia="Times New Roman" w:hAnsi="Courier New" w:cs="Courier New"/>
-          <w:sz w:val="20"/>
-          <w:szCs w:val="20"/>
-        </w:rPr>
-        <w:br/>
-        <w:t xml:space="preserve"> │    └── </w:t>
-      </w:r>
-      <w:proofErr w:type="spellStart"/>
-      <w:r>
-        <w:rPr>
-          <w:rFonts w:ascii="Courier New" w:eastAsia="Times New Roman" w:hAnsi="Courier New" w:cs="Courier New"/>
-          <w:sz w:val="20"/>
-          <w:szCs w:val="20"/>
-        </w:rPr>
-        <w:t>Jenkinsfile</w:t>
-      </w:r>
-      <w:proofErr w:type="spellEnd"/>
+        <w:t xml:space="preserve"> ├── jenkins/</w:t>
+      </w:r>
+      <w:r>
+        <w:rPr>
+          <w:rFonts w:ascii="Courier New" w:eastAsia="Times New Roman" w:hAnsi="Courier New" w:cs="Courier New"/>
+          <w:sz w:val="20"/>
+          <w:szCs w:val="20"/>
+        </w:rPr>
+        <w:br/>
+        <w:t xml:space="preserve"> │    └── Jenkinsfile</w:t>
+      </w:r>
     </w:p>
     <w:p>
       <w:pPr>
@@ -386,25 +312,7 @@
           <w:sz w:val="20"/>
           <w:szCs w:val="20"/>
         </w:rPr>
-        <w:t>provider "</w:t>
-      </w:r>
-      <w:proofErr w:type="spellStart"/>
-      <w:r>
-        <w:rPr>
-          <w:rFonts w:ascii="Courier New" w:eastAsia="Times New Roman" w:hAnsi="Courier New" w:cs="Courier New"/>
-          <w:sz w:val="20"/>
-          <w:szCs w:val="20"/>
-        </w:rPr>
-        <w:t>aws</w:t>
-      </w:r>
-      <w:proofErr w:type="spellEnd"/>
-      <w:r>
-        <w:rPr>
-          <w:rFonts w:ascii="Courier New" w:eastAsia="Times New Roman" w:hAnsi="Courier New" w:cs="Courier New"/>
-          <w:sz w:val="20"/>
-          <w:szCs w:val="20"/>
-        </w:rPr>
-        <w:t>" {</w:t>
+        <w:t>provider "aws" {</w:t>
       </w:r>
       <w:r>
         <w:rPr>
@@ -519,70 +427,16 @@
           <w:szCs w:val="20"/>
         </w:rPr>
         <w:br/>
-        <w:t xml:space="preserve">    bucket         = "</w:t>
-      </w:r>
-      <w:proofErr w:type="spellStart"/>
-      <w:r>
-        <w:rPr>
-          <w:rFonts w:ascii="Courier New" w:eastAsia="Times New Roman" w:hAnsi="Courier New" w:cs="Courier New"/>
-          <w:sz w:val="20"/>
-          <w:szCs w:val="20"/>
-        </w:rPr>
-        <w:t>shopnow</w:t>
-      </w:r>
-      <w:proofErr w:type="spellEnd"/>
-      <w:r>
-        <w:rPr>
-          <w:rFonts w:ascii="Courier New" w:eastAsia="Times New Roman" w:hAnsi="Courier New" w:cs="Courier New"/>
-          <w:sz w:val="20"/>
-          <w:szCs w:val="20"/>
-        </w:rPr>
-        <w:t>-terraform-state"</w:t>
-      </w:r>
-      <w:r>
-        <w:rPr>
-          <w:rFonts w:ascii="Courier New" w:eastAsia="Times New Roman" w:hAnsi="Courier New" w:cs="Courier New"/>
-          <w:sz w:val="20"/>
-          <w:szCs w:val="20"/>
-        </w:rPr>
-        <w:br/>
-        <w:t xml:space="preserve">    key            = "</w:t>
-      </w:r>
-      <w:proofErr w:type="spellStart"/>
-      <w:r>
-        <w:rPr>
-          <w:rFonts w:ascii="Courier New" w:eastAsia="Times New Roman" w:hAnsi="Courier New" w:cs="Courier New"/>
-          <w:sz w:val="20"/>
-          <w:szCs w:val="20"/>
-        </w:rPr>
-        <w:t>eks</w:t>
-      </w:r>
-      <w:proofErr w:type="spellEnd"/>
-      <w:r>
-        <w:rPr>
-          <w:rFonts w:ascii="Courier New" w:eastAsia="Times New Roman" w:hAnsi="Courier New" w:cs="Courier New"/>
-          <w:sz w:val="20"/>
-          <w:szCs w:val="20"/>
-        </w:rPr>
-        <w:t>/</w:t>
-      </w:r>
-      <w:proofErr w:type="spellStart"/>
-      <w:r>
-        <w:rPr>
-          <w:rFonts w:ascii="Courier New" w:eastAsia="Times New Roman" w:hAnsi="Courier New" w:cs="Courier New"/>
-          <w:sz w:val="20"/>
-          <w:szCs w:val="20"/>
-        </w:rPr>
-        <w:t>terraform.tfstate</w:t>
-      </w:r>
-      <w:proofErr w:type="spellEnd"/>
-      <w:r>
-        <w:rPr>
-          <w:rFonts w:ascii="Courier New" w:eastAsia="Times New Roman" w:hAnsi="Courier New" w:cs="Courier New"/>
-          <w:sz w:val="20"/>
-          <w:szCs w:val="20"/>
-        </w:rPr>
-        <w:t>"</w:t>
+        <w:t xml:space="preserve">    bucket         = "shopnow-terraform-state"</w:t>
+      </w:r>
+      <w:r>
+        <w:rPr>
+          <w:rFonts w:ascii="Courier New" w:eastAsia="Times New Roman" w:hAnsi="Courier New" w:cs="Courier New"/>
+          <w:sz w:val="20"/>
+          <w:szCs w:val="20"/>
+        </w:rPr>
+        <w:br/>
+        <w:t xml:space="preserve">    key            = "eks/terraform.tfstate"</w:t>
       </w:r>
       <w:r>
         <w:rPr>
@@ -600,25 +454,7 @@
           <w:szCs w:val="20"/>
         </w:rPr>
         <w:br/>
-        <w:t xml:space="preserve">    </w:t>
-      </w:r>
-      <w:proofErr w:type="spellStart"/>
-      <w:r>
-        <w:rPr>
-          <w:rFonts w:ascii="Courier New" w:eastAsia="Times New Roman" w:hAnsi="Courier New" w:cs="Courier New"/>
-          <w:sz w:val="20"/>
-          <w:szCs w:val="20"/>
-        </w:rPr>
-        <w:t>dynamodb_table</w:t>
-      </w:r>
-      <w:proofErr w:type="spellEnd"/>
-      <w:r>
-        <w:rPr>
-          <w:rFonts w:ascii="Courier New" w:eastAsia="Times New Roman" w:hAnsi="Courier New" w:cs="Courier New"/>
-          <w:sz w:val="20"/>
-          <w:szCs w:val="20"/>
-        </w:rPr>
-        <w:t xml:space="preserve"> = "terraform-lock"</w:t>
+        <w:t xml:space="preserve">    dynamodb_table = "terraform-lock"</w:t>
       </w:r>
       <w:r>
         <w:rPr>
@@ -709,75 +545,30 @@
           <w:szCs w:val="20"/>
         </w:rPr>
       </w:pPr>
-      <w:proofErr w:type="spellStart"/>
-      <w:r>
-        <w:rPr>
-          <w:rFonts w:ascii="Courier New" w:eastAsia="Times New Roman" w:hAnsi="Courier New" w:cs="Courier New"/>
-          <w:sz w:val="20"/>
-          <w:szCs w:val="20"/>
-        </w:rPr>
-        <w:t>aws</w:t>
-      </w:r>
-      <w:proofErr w:type="spellEnd"/>
-      <w:r>
-        <w:rPr>
-          <w:rFonts w:ascii="Courier New" w:eastAsia="Times New Roman" w:hAnsi="Courier New" w:cs="Courier New"/>
-          <w:sz w:val="20"/>
-          <w:szCs w:val="20"/>
-        </w:rPr>
-        <w:t xml:space="preserve"> s3 mb s3://shopnow-terraform-state</w:t>
-      </w:r>
-      <w:r>
-        <w:rPr>
-          <w:rFonts w:ascii="Courier New" w:eastAsia="Times New Roman" w:hAnsi="Courier New" w:cs="Courier New"/>
-          <w:sz w:val="20"/>
-          <w:szCs w:val="20"/>
-        </w:rPr>
-        <w:br/>
-      </w:r>
-      <w:r>
-        <w:rPr>
-          <w:rFonts w:ascii="Courier New" w:eastAsia="Times New Roman" w:hAnsi="Courier New" w:cs="Courier New"/>
-          <w:sz w:val="20"/>
-          <w:szCs w:val="20"/>
-        </w:rPr>
-        <w:br/>
-      </w:r>
-      <w:proofErr w:type="spellStart"/>
-      <w:r>
-        <w:rPr>
-          <w:rFonts w:ascii="Courier New" w:eastAsia="Times New Roman" w:hAnsi="Courier New" w:cs="Courier New"/>
-          <w:sz w:val="20"/>
-          <w:szCs w:val="20"/>
-        </w:rPr>
-        <w:t>aws</w:t>
-      </w:r>
-      <w:proofErr w:type="spellEnd"/>
-      <w:r>
-        <w:rPr>
-          <w:rFonts w:ascii="Courier New" w:eastAsia="Times New Roman" w:hAnsi="Courier New" w:cs="Courier New"/>
-          <w:sz w:val="20"/>
-          <w:szCs w:val="20"/>
-        </w:rPr>
-        <w:t xml:space="preserve"> </w:t>
-      </w:r>
-      <w:proofErr w:type="spellStart"/>
-      <w:r>
-        <w:rPr>
-          <w:rFonts w:ascii="Courier New" w:eastAsia="Times New Roman" w:hAnsi="Courier New" w:cs="Courier New"/>
-          <w:sz w:val="20"/>
-          <w:szCs w:val="20"/>
-        </w:rPr>
-        <w:t>dynamodb</w:t>
-      </w:r>
-      <w:proofErr w:type="spellEnd"/>
-      <w:r>
-        <w:rPr>
-          <w:rFonts w:ascii="Courier New" w:eastAsia="Times New Roman" w:hAnsi="Courier New" w:cs="Courier New"/>
-          <w:sz w:val="20"/>
-          <w:szCs w:val="20"/>
-        </w:rPr>
-        <w:t xml:space="preserve"> create-table \</w:t>
+      <w:r>
+        <w:rPr>
+          <w:rFonts w:ascii="Courier New" w:eastAsia="Times New Roman" w:hAnsi="Courier New" w:cs="Courier New"/>
+          <w:sz w:val="20"/>
+          <w:szCs w:val="20"/>
+        </w:rPr>
+        <w:t>aws s3 mb s3://shopnow-terraform-state</w:t>
+      </w:r>
+      <w:r>
+        <w:rPr>
+          <w:rFonts w:ascii="Courier New" w:eastAsia="Times New Roman" w:hAnsi="Courier New" w:cs="Courier New"/>
+          <w:sz w:val="20"/>
+          <w:szCs w:val="20"/>
+        </w:rPr>
+        <w:br/>
+      </w:r>
+      <w:r>
+        <w:rPr>
+          <w:rFonts w:ascii="Courier New" w:eastAsia="Times New Roman" w:hAnsi="Courier New" w:cs="Courier New"/>
+          <w:sz w:val="20"/>
+          <w:szCs w:val="20"/>
+        </w:rPr>
+        <w:br/>
+        <w:t>aws dynamodb create-table \</w:t>
       </w:r>
       <w:r>
         <w:rPr>
@@ -803,27 +594,8 @@
           <w:szCs w:val="20"/>
         </w:rPr>
         <w:br/>
-        <w:t xml:space="preserve">  --attribute-definitions </w:t>
-      </w:r>
-      <w:proofErr w:type="spellStart"/>
-      <w:r>
-        <w:rPr>
-          <w:rFonts w:ascii="Courier New" w:eastAsia="Times New Roman" w:hAnsi="Courier New" w:cs="Courier New"/>
-          <w:sz w:val="20"/>
-          <w:szCs w:val="20"/>
-        </w:rPr>
-        <w:t>AttributeName</w:t>
-      </w:r>
-      <w:proofErr w:type="spellEnd"/>
-      <w:r>
-        <w:rPr>
-          <w:rFonts w:ascii="Courier New" w:eastAsia="Times New Roman" w:hAnsi="Courier New" w:cs="Courier New"/>
-          <w:sz w:val="20"/>
-          <w:szCs w:val="20"/>
-        </w:rPr>
-        <w:t>=</w:t>
-      </w:r>
-      <w:proofErr w:type="spellStart"/>
+        <w:t xml:space="preserve">  --attribute-definitions AttributeName=</w:t>
+      </w:r>
       <w:proofErr w:type="gramStart"/>
       <w:r>
         <w:rPr>
@@ -833,7 +605,6 @@
         </w:rPr>
         <w:t>LockID,AttributeType</w:t>
       </w:r>
-      <w:proofErr w:type="spellEnd"/>
       <w:proofErr w:type="gramEnd"/>
       <w:r>
         <w:rPr>
@@ -850,43 +621,7 @@
           <w:szCs w:val="20"/>
         </w:rPr>
         <w:br/>
-        <w:t xml:space="preserve">  --key-schema </w:t>
-      </w:r>
-      <w:proofErr w:type="spellStart"/>
-      <w:r>
-        <w:rPr>
-          <w:rFonts w:ascii="Courier New" w:eastAsia="Times New Roman" w:hAnsi="Courier New" w:cs="Courier New"/>
-          <w:sz w:val="20"/>
-          <w:szCs w:val="20"/>
-        </w:rPr>
-        <w:t>AttributeName</w:t>
-      </w:r>
-      <w:proofErr w:type="spellEnd"/>
-      <w:r>
-        <w:rPr>
-          <w:rFonts w:ascii="Courier New" w:eastAsia="Times New Roman" w:hAnsi="Courier New" w:cs="Courier New"/>
-          <w:sz w:val="20"/>
-          <w:szCs w:val="20"/>
-        </w:rPr>
-        <w:t>=</w:t>
-      </w:r>
-      <w:proofErr w:type="spellStart"/>
-      <w:r>
-        <w:rPr>
-          <w:rFonts w:ascii="Courier New" w:eastAsia="Times New Roman" w:hAnsi="Courier New" w:cs="Courier New"/>
-          <w:sz w:val="20"/>
-          <w:szCs w:val="20"/>
-        </w:rPr>
-        <w:t>LockID,KeyType</w:t>
-      </w:r>
-      <w:proofErr w:type="spellEnd"/>
-      <w:r>
-        <w:rPr>
-          <w:rFonts w:ascii="Courier New" w:eastAsia="Times New Roman" w:hAnsi="Courier New" w:cs="Courier New"/>
-          <w:sz w:val="20"/>
-          <w:szCs w:val="20"/>
-        </w:rPr>
-        <w:t>=HASH \</w:t>
+        <w:t xml:space="preserve">  --key-schema AttributeName=LockID,KeyType=HASH \</w:t>
       </w:r>
       <w:r>
         <w:rPr>
@@ -1010,52 +745,16 @@
           <w:sz w:val="20"/>
           <w:szCs w:val="20"/>
         </w:rPr>
-        <w:t>resource "</w:t>
-      </w:r>
-      <w:proofErr w:type="spellStart"/>
-      <w:r>
-        <w:rPr>
-          <w:rFonts w:ascii="Courier New" w:eastAsia="Times New Roman" w:hAnsi="Courier New" w:cs="Courier New"/>
-          <w:sz w:val="20"/>
-          <w:szCs w:val="20"/>
-        </w:rPr>
-        <w:t>aws_vpc</w:t>
-      </w:r>
-      <w:proofErr w:type="spellEnd"/>
-      <w:r>
-        <w:rPr>
-          <w:rFonts w:ascii="Courier New" w:eastAsia="Times New Roman" w:hAnsi="Courier New" w:cs="Courier New"/>
-          <w:sz w:val="20"/>
-          <w:szCs w:val="20"/>
-        </w:rPr>
-        <w:t>" "main" {</w:t>
-      </w:r>
-      <w:r>
-        <w:rPr>
-          <w:rFonts w:ascii="Courier New" w:eastAsia="Times New Roman" w:hAnsi="Courier New" w:cs="Courier New"/>
-          <w:sz w:val="20"/>
-          <w:szCs w:val="20"/>
-        </w:rPr>
-        <w:br/>
-        <w:t xml:space="preserve">  </w:t>
-      </w:r>
-      <w:proofErr w:type="spellStart"/>
-      <w:r>
-        <w:rPr>
-          <w:rFonts w:ascii="Courier New" w:eastAsia="Times New Roman" w:hAnsi="Courier New" w:cs="Courier New"/>
-          <w:sz w:val="20"/>
-          <w:szCs w:val="20"/>
-        </w:rPr>
-        <w:t>cidr_block</w:t>
-      </w:r>
-      <w:proofErr w:type="spellEnd"/>
-      <w:r>
-        <w:rPr>
-          <w:rFonts w:ascii="Courier New" w:eastAsia="Times New Roman" w:hAnsi="Courier New" w:cs="Courier New"/>
-          <w:sz w:val="20"/>
-          <w:szCs w:val="20"/>
-        </w:rPr>
-        <w:t xml:space="preserve"> = "10.0.0.0/16"</w:t>
+        <w:t>resource "aws_vpc" "main" {</w:t>
+      </w:r>
+      <w:r>
+        <w:rPr>
+          <w:rFonts w:ascii="Courier New" w:eastAsia="Times New Roman" w:hAnsi="Courier New" w:cs="Courier New"/>
+          <w:sz w:val="20"/>
+          <w:szCs w:val="20"/>
+        </w:rPr>
+        <w:br/>
+        <w:t xml:space="preserve">  cidr_block = "10.0.0.0/16"</w:t>
       </w:r>
       <w:r>
         <w:rPr>
@@ -1081,25 +780,7 @@
           <w:szCs w:val="20"/>
         </w:rPr>
         <w:br/>
-        <w:t>resource "</w:t>
-      </w:r>
-      <w:proofErr w:type="spellStart"/>
-      <w:r>
-        <w:rPr>
-          <w:rFonts w:ascii="Courier New" w:eastAsia="Times New Roman" w:hAnsi="Courier New" w:cs="Courier New"/>
-          <w:sz w:val="20"/>
-          <w:szCs w:val="20"/>
-        </w:rPr>
-        <w:t>aws_subnet</w:t>
-      </w:r>
-      <w:proofErr w:type="spellEnd"/>
-      <w:r>
-        <w:rPr>
-          <w:rFonts w:ascii="Courier New" w:eastAsia="Times New Roman" w:hAnsi="Courier New" w:cs="Courier New"/>
-          <w:sz w:val="20"/>
-          <w:szCs w:val="20"/>
-        </w:rPr>
-        <w:t>" "public" {</w:t>
+        <w:t>resource "aws_subnet" "public" {</w:t>
       </w:r>
       <w:r>
         <w:rPr>
@@ -1117,54 +798,17 @@
           <w:szCs w:val="20"/>
         </w:rPr>
         <w:br/>
-        <w:t xml:space="preserve">  </w:t>
-      </w:r>
-      <w:proofErr w:type="spellStart"/>
-      <w:r>
-        <w:rPr>
-          <w:rFonts w:ascii="Courier New" w:eastAsia="Times New Roman" w:hAnsi="Courier New" w:cs="Courier New"/>
-          <w:sz w:val="20"/>
-          <w:szCs w:val="20"/>
-        </w:rPr>
-        <w:t>vpc_id</w:t>
-      </w:r>
-      <w:proofErr w:type="spellEnd"/>
-      <w:r>
-        <w:rPr>
-          <w:rFonts w:ascii="Courier New" w:eastAsia="Times New Roman" w:hAnsi="Courier New" w:cs="Courier New"/>
-          <w:sz w:val="20"/>
-          <w:szCs w:val="20"/>
-        </w:rPr>
-        <w:t xml:space="preserve">            = aws_vpc.main.id</w:t>
-      </w:r>
-      <w:r>
-        <w:rPr>
-          <w:rFonts w:ascii="Courier New" w:eastAsia="Times New Roman" w:hAnsi="Courier New" w:cs="Courier New"/>
-          <w:sz w:val="20"/>
-          <w:szCs w:val="20"/>
-        </w:rPr>
-        <w:br/>
-        <w:t xml:space="preserve">  </w:t>
-      </w:r>
-      <w:proofErr w:type="spellStart"/>
-      <w:r>
-        <w:rPr>
-          <w:rFonts w:ascii="Courier New" w:eastAsia="Times New Roman" w:hAnsi="Courier New" w:cs="Courier New"/>
-          <w:sz w:val="20"/>
-          <w:szCs w:val="20"/>
-        </w:rPr>
-        <w:t>cidr_block</w:t>
-      </w:r>
-      <w:proofErr w:type="spellEnd"/>
-      <w:r>
-        <w:rPr>
-          <w:rFonts w:ascii="Courier New" w:eastAsia="Times New Roman" w:hAnsi="Courier New" w:cs="Courier New"/>
-          <w:sz w:val="20"/>
-          <w:szCs w:val="20"/>
-        </w:rPr>
-        <w:t xml:space="preserve">        = </w:t>
-      </w:r>
-      <w:proofErr w:type="spellStart"/>
+        <w:t xml:space="preserve">  vpc_id            = aws_vpc.main.id</w:t>
+      </w:r>
+      <w:r>
+        <w:rPr>
+          <w:rFonts w:ascii="Courier New" w:eastAsia="Times New Roman" w:hAnsi="Courier New" w:cs="Courier New"/>
+          <w:sz w:val="20"/>
+          <w:szCs w:val="20"/>
+        </w:rPr>
+        <w:br/>
+        <w:t xml:space="preserve">  cidr_block        = </w:t>
+      </w:r>
       <w:proofErr w:type="gramStart"/>
       <w:r>
         <w:rPr>
@@ -1172,18 +816,8 @@
           <w:sz w:val="20"/>
           <w:szCs w:val="20"/>
         </w:rPr>
-        <w:t>cidrsubnet</w:t>
-      </w:r>
-      <w:proofErr w:type="spellEnd"/>
-      <w:r>
-        <w:rPr>
-          <w:rFonts w:ascii="Courier New" w:eastAsia="Times New Roman" w:hAnsi="Courier New" w:cs="Courier New"/>
-          <w:sz w:val="20"/>
-          <w:szCs w:val="20"/>
-        </w:rPr>
-        <w:t>(</w:t>
-      </w:r>
-      <w:proofErr w:type="spellStart"/>
+        <w:t>cidrsubnet(</w:t>
+      </w:r>
       <w:proofErr w:type="gramEnd"/>
       <w:r>
         <w:rPr>
@@ -1191,61 +825,16 @@
           <w:sz w:val="20"/>
           <w:szCs w:val="20"/>
         </w:rPr>
-        <w:t>aws_vpc.main.cidr_block</w:t>
-      </w:r>
-      <w:proofErr w:type="spellEnd"/>
-      <w:r>
-        <w:rPr>
-          <w:rFonts w:ascii="Courier New" w:eastAsia="Times New Roman" w:hAnsi="Courier New" w:cs="Courier New"/>
-          <w:sz w:val="20"/>
-          <w:szCs w:val="20"/>
-        </w:rPr>
-        <w:t xml:space="preserve">, 8, </w:t>
-      </w:r>
-      <w:proofErr w:type="spellStart"/>
-      <w:r>
-        <w:rPr>
-          <w:rFonts w:ascii="Courier New" w:eastAsia="Times New Roman" w:hAnsi="Courier New" w:cs="Courier New"/>
-          <w:sz w:val="20"/>
-          <w:szCs w:val="20"/>
-        </w:rPr>
-        <w:t>count.index</w:t>
-      </w:r>
-      <w:proofErr w:type="spellEnd"/>
-      <w:r>
-        <w:rPr>
-          <w:rFonts w:ascii="Courier New" w:eastAsia="Times New Roman" w:hAnsi="Courier New" w:cs="Courier New"/>
-          <w:sz w:val="20"/>
-          <w:szCs w:val="20"/>
-        </w:rPr>
-        <w:t>)</w:t>
-      </w:r>
-      <w:r>
-        <w:rPr>
-          <w:rFonts w:ascii="Courier New" w:eastAsia="Times New Roman" w:hAnsi="Courier New" w:cs="Courier New"/>
-          <w:sz w:val="20"/>
-          <w:szCs w:val="20"/>
-        </w:rPr>
-        <w:br/>
-        <w:t xml:space="preserve">  </w:t>
-      </w:r>
-      <w:proofErr w:type="spellStart"/>
-      <w:r>
-        <w:rPr>
-          <w:rFonts w:ascii="Courier New" w:eastAsia="Times New Roman" w:hAnsi="Courier New" w:cs="Courier New"/>
-          <w:sz w:val="20"/>
-          <w:szCs w:val="20"/>
-        </w:rPr>
-        <w:t>map_public_ip_on_launch</w:t>
-      </w:r>
-      <w:proofErr w:type="spellEnd"/>
-      <w:r>
-        <w:rPr>
-          <w:rFonts w:ascii="Courier New" w:eastAsia="Times New Roman" w:hAnsi="Courier New" w:cs="Courier New"/>
-          <w:sz w:val="20"/>
-          <w:szCs w:val="20"/>
-        </w:rPr>
-        <w:t xml:space="preserve"> = true</w:t>
+        <w:t>aws_vpc.main.cidr_block, 8, count.index)</w:t>
+      </w:r>
+      <w:r>
+        <w:rPr>
+          <w:rFonts w:ascii="Courier New" w:eastAsia="Times New Roman" w:hAnsi="Courier New" w:cs="Courier New"/>
+          <w:sz w:val="20"/>
+          <w:szCs w:val="20"/>
+        </w:rPr>
+        <w:br/>
+        <w:t xml:space="preserve">  map_public_ip_on_launch = true</w:t>
       </w:r>
       <w:r>
         <w:rPr>
@@ -1369,99 +958,26 @@
           <w:sz w:val="20"/>
           <w:szCs w:val="20"/>
         </w:rPr>
-        <w:t>resource "</w:t>
-      </w:r>
-      <w:proofErr w:type="spellStart"/>
-      <w:r>
-        <w:rPr>
-          <w:rFonts w:ascii="Courier New" w:eastAsia="Times New Roman" w:hAnsi="Courier New" w:cs="Courier New"/>
-          <w:sz w:val="20"/>
-          <w:szCs w:val="20"/>
-        </w:rPr>
-        <w:t>aws_eks_cluster</w:t>
-      </w:r>
-      <w:proofErr w:type="spellEnd"/>
-      <w:r>
-        <w:rPr>
-          <w:rFonts w:ascii="Courier New" w:eastAsia="Times New Roman" w:hAnsi="Courier New" w:cs="Courier New"/>
-          <w:sz w:val="20"/>
-          <w:szCs w:val="20"/>
-        </w:rPr>
-        <w:t>" "</w:t>
-      </w:r>
-      <w:proofErr w:type="spellStart"/>
-      <w:r>
-        <w:rPr>
-          <w:rFonts w:ascii="Courier New" w:eastAsia="Times New Roman" w:hAnsi="Courier New" w:cs="Courier New"/>
-          <w:sz w:val="20"/>
-          <w:szCs w:val="20"/>
-        </w:rPr>
-        <w:t>eks</w:t>
-      </w:r>
-      <w:proofErr w:type="spellEnd"/>
-      <w:r>
-        <w:rPr>
-          <w:rFonts w:ascii="Courier New" w:eastAsia="Times New Roman" w:hAnsi="Courier New" w:cs="Courier New"/>
-          <w:sz w:val="20"/>
-          <w:szCs w:val="20"/>
-        </w:rPr>
-        <w:t>" {</w:t>
-      </w:r>
-      <w:r>
-        <w:rPr>
-          <w:rFonts w:ascii="Courier New" w:eastAsia="Times New Roman" w:hAnsi="Courier New" w:cs="Courier New"/>
-          <w:sz w:val="20"/>
-          <w:szCs w:val="20"/>
-        </w:rPr>
-        <w:br/>
-        <w:t xml:space="preserve">  name     = "</w:t>
-      </w:r>
-      <w:proofErr w:type="spellStart"/>
-      <w:r>
-        <w:rPr>
-          <w:rFonts w:ascii="Courier New" w:eastAsia="Times New Roman" w:hAnsi="Courier New" w:cs="Courier New"/>
-          <w:sz w:val="20"/>
-          <w:szCs w:val="20"/>
-        </w:rPr>
-        <w:t>shopnow-eks</w:t>
-      </w:r>
-      <w:proofErr w:type="spellEnd"/>
-      <w:r>
-        <w:rPr>
-          <w:rFonts w:ascii="Courier New" w:eastAsia="Times New Roman" w:hAnsi="Courier New" w:cs="Courier New"/>
-          <w:sz w:val="20"/>
-          <w:szCs w:val="20"/>
-        </w:rPr>
-        <w:t>"</w:t>
-      </w:r>
-      <w:r>
-        <w:rPr>
-          <w:rFonts w:ascii="Courier New" w:eastAsia="Times New Roman" w:hAnsi="Courier New" w:cs="Courier New"/>
-          <w:sz w:val="20"/>
-          <w:szCs w:val="20"/>
-        </w:rPr>
-        <w:br/>
-        <w:t xml:space="preserve">  </w:t>
-      </w:r>
-      <w:proofErr w:type="spellStart"/>
-      <w:r>
-        <w:rPr>
-          <w:rFonts w:ascii="Courier New" w:eastAsia="Times New Roman" w:hAnsi="Courier New" w:cs="Courier New"/>
-          <w:sz w:val="20"/>
-          <w:szCs w:val="20"/>
-        </w:rPr>
-        <w:t>role_arn</w:t>
-      </w:r>
-      <w:proofErr w:type="spellEnd"/>
-      <w:r>
-        <w:rPr>
-          <w:rFonts w:ascii="Courier New" w:eastAsia="Times New Roman" w:hAnsi="Courier New" w:cs="Courier New"/>
-          <w:sz w:val="20"/>
-          <w:szCs w:val="20"/>
-        </w:rPr>
-        <w:t xml:space="preserve"> = </w:t>
-      </w:r>
-      <w:proofErr w:type="spellStart"/>
+        <w:t>resource "aws_eks_cluster" "eks" {</w:t>
+      </w:r>
+      <w:r>
+        <w:rPr>
+          <w:rFonts w:ascii="Courier New" w:eastAsia="Times New Roman" w:hAnsi="Courier New" w:cs="Courier New"/>
+          <w:sz w:val="20"/>
+          <w:szCs w:val="20"/>
+        </w:rPr>
+        <w:br/>
+        <w:t xml:space="preserve">  name     = "shopnow-eks"</w:t>
+      </w:r>
+      <w:r>
+        <w:rPr>
+          <w:rFonts w:ascii="Courier New" w:eastAsia="Times New Roman" w:hAnsi="Courier New" w:cs="Courier New"/>
+          <w:sz w:val="20"/>
+          <w:szCs w:val="20"/>
+        </w:rPr>
+        <w:br/>
+        <w:t xml:space="preserve">  role_arn = </w:t>
+      </w:r>
       <w:proofErr w:type="gramStart"/>
       <w:r>
         <w:rPr>
@@ -1480,79 +996,32 @@
         </w:rPr>
         <w:t>_role_arn</w:t>
       </w:r>
-      <w:proofErr w:type="spellEnd"/>
-      <w:r>
-        <w:rPr>
-          <w:rFonts w:ascii="Courier New" w:eastAsia="Times New Roman" w:hAnsi="Courier New" w:cs="Courier New"/>
-          <w:sz w:val="20"/>
-          <w:szCs w:val="20"/>
-        </w:rPr>
-        <w:br/>
-      </w:r>
-      <w:r>
-        <w:rPr>
-          <w:rFonts w:ascii="Courier New" w:eastAsia="Times New Roman" w:hAnsi="Courier New" w:cs="Courier New"/>
-          <w:sz w:val="20"/>
-          <w:szCs w:val="20"/>
-        </w:rPr>
-        <w:br/>
-        <w:t xml:space="preserve">  </w:t>
-      </w:r>
-      <w:proofErr w:type="spellStart"/>
-      <w:r>
-        <w:rPr>
-          <w:rFonts w:ascii="Courier New" w:eastAsia="Times New Roman" w:hAnsi="Courier New" w:cs="Courier New"/>
-          <w:sz w:val="20"/>
-          <w:szCs w:val="20"/>
-        </w:rPr>
-        <w:t>vpc_config</w:t>
-      </w:r>
-      <w:proofErr w:type="spellEnd"/>
-      <w:r>
-        <w:rPr>
-          <w:rFonts w:ascii="Courier New" w:eastAsia="Times New Roman" w:hAnsi="Courier New" w:cs="Courier New"/>
-          <w:sz w:val="20"/>
-          <w:szCs w:val="20"/>
-        </w:rPr>
-        <w:t xml:space="preserve"> {</w:t>
-      </w:r>
-      <w:r>
-        <w:rPr>
-          <w:rFonts w:ascii="Courier New" w:eastAsia="Times New Roman" w:hAnsi="Courier New" w:cs="Courier New"/>
-          <w:sz w:val="20"/>
-          <w:szCs w:val="20"/>
-        </w:rPr>
-        <w:br/>
-        <w:t xml:space="preserve">    </w:t>
-      </w:r>
-      <w:proofErr w:type="spellStart"/>
-      <w:r>
-        <w:rPr>
-          <w:rFonts w:ascii="Courier New" w:eastAsia="Times New Roman" w:hAnsi="Courier New" w:cs="Courier New"/>
-          <w:sz w:val="20"/>
-          <w:szCs w:val="20"/>
-        </w:rPr>
-        <w:t>subnet_ids</w:t>
-      </w:r>
-      <w:proofErr w:type="spellEnd"/>
-      <w:r>
-        <w:rPr>
-          <w:rFonts w:ascii="Courier New" w:eastAsia="Times New Roman" w:hAnsi="Courier New" w:cs="Courier New"/>
-          <w:sz w:val="20"/>
-          <w:szCs w:val="20"/>
-        </w:rPr>
-        <w:t xml:space="preserve"> = </w:t>
-      </w:r>
-      <w:proofErr w:type="spellStart"/>
-      <w:r>
-        <w:rPr>
-          <w:rFonts w:ascii="Courier New" w:eastAsia="Times New Roman" w:hAnsi="Courier New" w:cs="Courier New"/>
-          <w:sz w:val="20"/>
-          <w:szCs w:val="20"/>
-        </w:rPr>
-        <w:t>var.subnet_ids</w:t>
-      </w:r>
-      <w:proofErr w:type="spellEnd"/>
+      <w:r>
+        <w:rPr>
+          <w:rFonts w:ascii="Courier New" w:eastAsia="Times New Roman" w:hAnsi="Courier New" w:cs="Courier New"/>
+          <w:sz w:val="20"/>
+          <w:szCs w:val="20"/>
+        </w:rPr>
+        <w:br/>
+      </w:r>
+      <w:r>
+        <w:rPr>
+          <w:rFonts w:ascii="Courier New" w:eastAsia="Times New Roman" w:hAnsi="Courier New" w:cs="Courier New"/>
+          <w:sz w:val="20"/>
+          <w:szCs w:val="20"/>
+        </w:rPr>
+        <w:br/>
+        <w:t xml:space="preserve">  vpc_config {</w:t>
+      </w:r>
+      <w:r>
+        <w:rPr>
+          <w:rFonts w:ascii="Courier New" w:eastAsia="Times New Roman" w:hAnsi="Courier New" w:cs="Courier New"/>
+          <w:sz w:val="20"/>
+          <w:szCs w:val="20"/>
+        </w:rPr>
+        <w:br/>
+        <w:t xml:space="preserve">    subnet_ids = var.subnet_ids</w:t>
+      </w:r>
       <w:r>
         <w:rPr>
           <w:rFonts w:ascii="Courier New" w:eastAsia="Times New Roman" w:hAnsi="Courier New" w:cs="Courier New"/>
@@ -1731,70 +1200,16 @@
           <w:sz w:val="20"/>
           <w:szCs w:val="20"/>
         </w:rPr>
-        <w:t>resource "</w:t>
-      </w:r>
-      <w:proofErr w:type="spellStart"/>
-      <w:r>
-        <w:rPr>
-          <w:rFonts w:ascii="Courier New" w:eastAsia="Times New Roman" w:hAnsi="Courier New" w:cs="Courier New"/>
-          <w:sz w:val="20"/>
-          <w:szCs w:val="20"/>
-        </w:rPr>
-        <w:t>aws_instance</w:t>
-      </w:r>
-      <w:proofErr w:type="spellEnd"/>
-      <w:r>
-        <w:rPr>
-          <w:rFonts w:ascii="Courier New" w:eastAsia="Times New Roman" w:hAnsi="Courier New" w:cs="Courier New"/>
-          <w:sz w:val="20"/>
-          <w:szCs w:val="20"/>
-        </w:rPr>
-        <w:t>" "</w:t>
-      </w:r>
-      <w:proofErr w:type="spellStart"/>
-      <w:r>
-        <w:rPr>
-          <w:rFonts w:ascii="Courier New" w:eastAsia="Times New Roman" w:hAnsi="Courier New" w:cs="Courier New"/>
-          <w:sz w:val="20"/>
-          <w:szCs w:val="20"/>
-        </w:rPr>
-        <w:t>jenkins</w:t>
-      </w:r>
-      <w:proofErr w:type="spellEnd"/>
-      <w:r>
-        <w:rPr>
-          <w:rFonts w:ascii="Courier New" w:eastAsia="Times New Roman" w:hAnsi="Courier New" w:cs="Courier New"/>
-          <w:sz w:val="20"/>
-          <w:szCs w:val="20"/>
-        </w:rPr>
-        <w:t>" {</w:t>
-      </w:r>
-      <w:r>
-        <w:rPr>
-          <w:rFonts w:ascii="Courier New" w:eastAsia="Times New Roman" w:hAnsi="Courier New" w:cs="Courier New"/>
-          <w:sz w:val="20"/>
-          <w:szCs w:val="20"/>
-        </w:rPr>
-        <w:br/>
-        <w:t xml:space="preserve">  </w:t>
-      </w:r>
-      <w:proofErr w:type="spellStart"/>
-      <w:r>
-        <w:rPr>
-          <w:rFonts w:ascii="Courier New" w:eastAsia="Times New Roman" w:hAnsi="Courier New" w:cs="Courier New"/>
-          <w:sz w:val="20"/>
-          <w:szCs w:val="20"/>
-        </w:rPr>
-        <w:t>ami</w:t>
-      </w:r>
-      <w:proofErr w:type="spellEnd"/>
-      <w:r>
-        <w:rPr>
-          <w:rFonts w:ascii="Courier New" w:eastAsia="Times New Roman" w:hAnsi="Courier New" w:cs="Courier New"/>
-          <w:sz w:val="20"/>
-          <w:szCs w:val="20"/>
-        </w:rPr>
-        <w:t xml:space="preserve">           = "ami-0f5ee92e2d63afc18"</w:t>
+        <w:t>resource "aws_instance" "jenkins" {</w:t>
+      </w:r>
+      <w:r>
+        <w:rPr>
+          <w:rFonts w:ascii="Courier New" w:eastAsia="Times New Roman" w:hAnsi="Courier New" w:cs="Courier New"/>
+          <w:sz w:val="20"/>
+          <w:szCs w:val="20"/>
+        </w:rPr>
+        <w:br/>
+        <w:t xml:space="preserve">  ami           = "ami-0f5ee92e2d63afc18"</w:t>
       </w:r>
       <w:r>
         <w:rPr>
@@ -1811,25 +1226,7 @@
           <w:szCs w:val="20"/>
         </w:rPr>
         <w:lastRenderedPageBreak/>
-        <w:t xml:space="preserve">  </w:t>
-      </w:r>
-      <w:proofErr w:type="spellStart"/>
-      <w:r>
-        <w:rPr>
-          <w:rFonts w:ascii="Courier New" w:eastAsia="Times New Roman" w:hAnsi="Courier New" w:cs="Courier New"/>
-          <w:sz w:val="20"/>
-          <w:szCs w:val="20"/>
-        </w:rPr>
-        <w:t>instance_type</w:t>
-      </w:r>
-      <w:proofErr w:type="spellEnd"/>
-      <w:r>
-        <w:rPr>
-          <w:rFonts w:ascii="Courier New" w:eastAsia="Times New Roman" w:hAnsi="Courier New" w:cs="Courier New"/>
-          <w:sz w:val="20"/>
-          <w:szCs w:val="20"/>
-        </w:rPr>
-        <w:t xml:space="preserve"> = "t</w:t>
+        <w:t xml:space="preserve">  instance_type = "t</w:t>
       </w:r>
       <w:proofErr w:type="gramStart"/>
       <w:r>
@@ -1948,52 +1345,16 @@
           <w:sz w:val="20"/>
           <w:szCs w:val="20"/>
         </w:rPr>
-        <w:t>variable "</w:t>
-      </w:r>
-      <w:proofErr w:type="spellStart"/>
-      <w:r>
-        <w:rPr>
-          <w:rFonts w:ascii="Courier New" w:eastAsia="Times New Roman" w:hAnsi="Courier New" w:cs="Courier New"/>
-          <w:sz w:val="20"/>
-          <w:szCs w:val="20"/>
-        </w:rPr>
-        <w:t>cluster_role_arn</w:t>
-      </w:r>
-      <w:proofErr w:type="spellEnd"/>
-      <w:r>
-        <w:rPr>
-          <w:rFonts w:ascii="Courier New" w:eastAsia="Times New Roman" w:hAnsi="Courier New" w:cs="Courier New"/>
-          <w:sz w:val="20"/>
-          <w:szCs w:val="20"/>
-        </w:rPr>
-        <w:t>" {}</w:t>
-      </w:r>
-      <w:r>
-        <w:rPr>
-          <w:rFonts w:ascii="Courier New" w:eastAsia="Times New Roman" w:hAnsi="Courier New" w:cs="Courier New"/>
-          <w:sz w:val="20"/>
-          <w:szCs w:val="20"/>
-        </w:rPr>
-        <w:br/>
-        <w:t>variable "</w:t>
-      </w:r>
-      <w:proofErr w:type="spellStart"/>
-      <w:r>
-        <w:rPr>
-          <w:rFonts w:ascii="Courier New" w:eastAsia="Times New Roman" w:hAnsi="Courier New" w:cs="Courier New"/>
-          <w:sz w:val="20"/>
-          <w:szCs w:val="20"/>
-        </w:rPr>
-        <w:t>subnet_ids</w:t>
-      </w:r>
-      <w:proofErr w:type="spellEnd"/>
-      <w:r>
-        <w:rPr>
-          <w:rFonts w:ascii="Courier New" w:eastAsia="Times New Roman" w:hAnsi="Courier New" w:cs="Courier New"/>
-          <w:sz w:val="20"/>
-          <w:szCs w:val="20"/>
-        </w:rPr>
-        <w:t>" {}</w:t>
+        <w:t>variable "cluster_role_arn" {}</w:t>
+      </w:r>
+      <w:r>
+        <w:rPr>
+          <w:rFonts w:ascii="Courier New" w:eastAsia="Times New Roman" w:hAnsi="Courier New" w:cs="Courier New"/>
+          <w:sz w:val="20"/>
+          <w:szCs w:val="20"/>
+        </w:rPr>
+        <w:br/>
+        <w:t>variable "subnet_ids" {}</w:t>
       </w:r>
     </w:p>
     <w:p>
@@ -2064,7 +1425,6 @@
           <w:szCs w:val="36"/>
         </w:rPr>
       </w:pPr>
-      <w:proofErr w:type="spellStart"/>
       <w:r>
         <w:rPr>
           <w:rFonts w:ascii="Times New Roman" w:eastAsia="Times New Roman" w:hAnsi="Times New Roman" w:cs="Times New Roman"/>
@@ -2073,18 +1433,7 @@
           <w:sz w:val="36"/>
           <w:szCs w:val="36"/>
         </w:rPr>
-        <w:t>Jenkinsfile</w:t>
-      </w:r>
-      <w:proofErr w:type="spellEnd"/>
-      <w:r>
-        <w:rPr>
-          <w:rFonts w:ascii="Times New Roman" w:eastAsia="Times New Roman" w:hAnsi="Times New Roman" w:cs="Times New Roman"/>
-          <w:b/>
-          <w:bCs/>
-          <w:sz w:val="36"/>
-          <w:szCs w:val="36"/>
-        </w:rPr>
-        <w:t xml:space="preserve"> (Terraform pipeline)</w:t>
+        <w:t>Jenkinsfile (Terraform pipeline)</w:t>
       </w:r>
     </w:p>
     <w:p>
@@ -2216,25 +1565,7 @@
           <w:szCs w:val="20"/>
         </w:rPr>
         <w:br/>
-        <w:t xml:space="preserve">                git url: 'https://github.com/saiyedin786/</w:t>
-      </w:r>
-      <w:proofErr w:type="spellStart"/>
-      <w:r>
-        <w:rPr>
-          <w:rFonts w:ascii="Courier New" w:eastAsia="Times New Roman" w:hAnsi="Courier New" w:cs="Courier New"/>
-          <w:sz w:val="20"/>
-          <w:szCs w:val="20"/>
-        </w:rPr>
-        <w:t>shopNow.git</w:t>
-      </w:r>
-      <w:proofErr w:type="spellEnd"/>
-      <w:r>
-        <w:rPr>
-          <w:rFonts w:ascii="Courier New" w:eastAsia="Times New Roman" w:hAnsi="Courier New" w:cs="Courier New"/>
-          <w:sz w:val="20"/>
-          <w:szCs w:val="20"/>
-        </w:rPr>
-        <w:t>', branch: 'main'</w:t>
+        <w:t xml:space="preserve">                git url: 'https://github.com/saiyedin786/shopNow.git', branch: 'main'</w:t>
       </w:r>
       <w:r>
         <w:rPr>
@@ -2287,70 +1618,16 @@
           <w:szCs w:val="20"/>
         </w:rPr>
         <w:br/>
-        <w:t xml:space="preserve">                </w:t>
-      </w:r>
-      <w:proofErr w:type="spellStart"/>
-      <w:r>
-        <w:rPr>
-          <w:rFonts w:ascii="Courier New" w:eastAsia="Times New Roman" w:hAnsi="Courier New" w:cs="Courier New"/>
-          <w:sz w:val="20"/>
-          <w:szCs w:val="20"/>
-        </w:rPr>
-        <w:t>dir</w:t>
-      </w:r>
-      <w:proofErr w:type="spellEnd"/>
-      <w:r>
-        <w:rPr>
-          <w:rFonts w:ascii="Courier New" w:eastAsia="Times New Roman" w:hAnsi="Courier New" w:cs="Courier New"/>
-          <w:sz w:val="20"/>
-          <w:szCs w:val="20"/>
-        </w:rPr>
-        <w:t>('terraform') {</w:t>
-      </w:r>
-      <w:r>
-        <w:rPr>
-          <w:rFonts w:ascii="Courier New" w:eastAsia="Times New Roman" w:hAnsi="Courier New" w:cs="Courier New"/>
-          <w:sz w:val="20"/>
-          <w:szCs w:val="20"/>
-        </w:rPr>
-        <w:br/>
-        <w:t xml:space="preserve">                    </w:t>
-      </w:r>
-      <w:proofErr w:type="spellStart"/>
-      <w:r>
-        <w:rPr>
-          <w:rFonts w:ascii="Courier New" w:eastAsia="Times New Roman" w:hAnsi="Courier New" w:cs="Courier New"/>
-          <w:sz w:val="20"/>
-          <w:szCs w:val="20"/>
-        </w:rPr>
-        <w:t>sh</w:t>
-      </w:r>
-      <w:proofErr w:type="spellEnd"/>
-      <w:r>
-        <w:rPr>
-          <w:rFonts w:ascii="Courier New" w:eastAsia="Times New Roman" w:hAnsi="Courier New" w:cs="Courier New"/>
-          <w:sz w:val="20"/>
-          <w:szCs w:val="20"/>
-        </w:rPr>
-        <w:t xml:space="preserve"> 'terraform </w:t>
-      </w:r>
-      <w:proofErr w:type="spellStart"/>
-      <w:r>
-        <w:rPr>
-          <w:rFonts w:ascii="Courier New" w:eastAsia="Times New Roman" w:hAnsi="Courier New" w:cs="Courier New"/>
-          <w:sz w:val="20"/>
-          <w:szCs w:val="20"/>
-        </w:rPr>
-        <w:t>init</w:t>
-      </w:r>
-      <w:proofErr w:type="spellEnd"/>
-      <w:r>
-        <w:rPr>
-          <w:rFonts w:ascii="Courier New" w:eastAsia="Times New Roman" w:hAnsi="Courier New" w:cs="Courier New"/>
-          <w:sz w:val="20"/>
-          <w:szCs w:val="20"/>
-        </w:rPr>
-        <w:t>'</w:t>
+        <w:t xml:space="preserve">                dir('terraform') {</w:t>
+      </w:r>
+      <w:r>
+        <w:rPr>
+          <w:rFonts w:ascii="Courier New" w:eastAsia="Times New Roman" w:hAnsi="Courier New" w:cs="Courier New"/>
+          <w:sz w:val="20"/>
+          <w:szCs w:val="20"/>
+        </w:rPr>
+        <w:br/>
+        <w:t xml:space="preserve">                    sh 'terraform init'</w:t>
       </w:r>
       <w:r>
         <w:rPr>
@@ -2412,52 +1689,16 @@
           <w:szCs w:val="20"/>
         </w:rPr>
         <w:br/>
-        <w:t xml:space="preserve">                </w:t>
-      </w:r>
-      <w:proofErr w:type="spellStart"/>
-      <w:r>
-        <w:rPr>
-          <w:rFonts w:ascii="Courier New" w:eastAsia="Times New Roman" w:hAnsi="Courier New" w:cs="Courier New"/>
-          <w:sz w:val="20"/>
-          <w:szCs w:val="20"/>
-        </w:rPr>
-        <w:t>dir</w:t>
-      </w:r>
-      <w:proofErr w:type="spellEnd"/>
-      <w:r>
-        <w:rPr>
-          <w:rFonts w:ascii="Courier New" w:eastAsia="Times New Roman" w:hAnsi="Courier New" w:cs="Courier New"/>
-          <w:sz w:val="20"/>
-          <w:szCs w:val="20"/>
-        </w:rPr>
-        <w:t>('terraform') {</w:t>
-      </w:r>
-      <w:r>
-        <w:rPr>
-          <w:rFonts w:ascii="Courier New" w:eastAsia="Times New Roman" w:hAnsi="Courier New" w:cs="Courier New"/>
-          <w:sz w:val="20"/>
-          <w:szCs w:val="20"/>
-        </w:rPr>
-        <w:br/>
-        <w:t xml:space="preserve">                    </w:t>
-      </w:r>
-      <w:proofErr w:type="spellStart"/>
-      <w:r>
-        <w:rPr>
-          <w:rFonts w:ascii="Courier New" w:eastAsia="Times New Roman" w:hAnsi="Courier New" w:cs="Courier New"/>
-          <w:sz w:val="20"/>
-          <w:szCs w:val="20"/>
-        </w:rPr>
-        <w:t>sh</w:t>
-      </w:r>
-      <w:proofErr w:type="spellEnd"/>
-      <w:r>
-        <w:rPr>
-          <w:rFonts w:ascii="Courier New" w:eastAsia="Times New Roman" w:hAnsi="Courier New" w:cs="Courier New"/>
-          <w:sz w:val="20"/>
-          <w:szCs w:val="20"/>
-        </w:rPr>
-        <w:t xml:space="preserve"> 'terraform plan'</w:t>
+        <w:t xml:space="preserve">                dir('terraform') {</w:t>
+      </w:r>
+      <w:r>
+        <w:rPr>
+          <w:rFonts w:ascii="Courier New" w:eastAsia="Times New Roman" w:hAnsi="Courier New" w:cs="Courier New"/>
+          <w:sz w:val="20"/>
+          <w:szCs w:val="20"/>
+        </w:rPr>
+        <w:br/>
+        <w:t xml:space="preserve">                    sh 'terraform plan'</w:t>
       </w:r>
       <w:r>
         <w:rPr>
@@ -2519,52 +1760,16 @@
           <w:szCs w:val="20"/>
         </w:rPr>
         <w:br/>
-        <w:t xml:space="preserve">                </w:t>
-      </w:r>
-      <w:proofErr w:type="spellStart"/>
-      <w:r>
-        <w:rPr>
-          <w:rFonts w:ascii="Courier New" w:eastAsia="Times New Roman" w:hAnsi="Courier New" w:cs="Courier New"/>
-          <w:sz w:val="20"/>
-          <w:szCs w:val="20"/>
-        </w:rPr>
-        <w:t>dir</w:t>
-      </w:r>
-      <w:proofErr w:type="spellEnd"/>
-      <w:r>
-        <w:rPr>
-          <w:rFonts w:ascii="Courier New" w:eastAsia="Times New Roman" w:hAnsi="Courier New" w:cs="Courier New"/>
-          <w:sz w:val="20"/>
-          <w:szCs w:val="20"/>
-        </w:rPr>
-        <w:t>('terraform') {</w:t>
-      </w:r>
-      <w:r>
-        <w:rPr>
-          <w:rFonts w:ascii="Courier New" w:eastAsia="Times New Roman" w:hAnsi="Courier New" w:cs="Courier New"/>
-          <w:sz w:val="20"/>
-          <w:szCs w:val="20"/>
-        </w:rPr>
-        <w:br/>
-        <w:t xml:space="preserve">                    </w:t>
-      </w:r>
-      <w:proofErr w:type="spellStart"/>
-      <w:r>
-        <w:rPr>
-          <w:rFonts w:ascii="Courier New" w:eastAsia="Times New Roman" w:hAnsi="Courier New" w:cs="Courier New"/>
-          <w:sz w:val="20"/>
-          <w:szCs w:val="20"/>
-        </w:rPr>
-        <w:t>sh</w:t>
-      </w:r>
-      <w:proofErr w:type="spellEnd"/>
-      <w:r>
-        <w:rPr>
-          <w:rFonts w:ascii="Courier New" w:eastAsia="Times New Roman" w:hAnsi="Courier New" w:cs="Courier New"/>
-          <w:sz w:val="20"/>
-          <w:szCs w:val="20"/>
-        </w:rPr>
-        <w:t xml:space="preserve"> 'terraform apply -auto-approve'</w:t>
+        <w:t xml:space="preserve">                dir('terraform') {</w:t>
+      </w:r>
+      <w:r>
+        <w:rPr>
+          <w:rFonts w:ascii="Courier New" w:eastAsia="Times New Roman" w:hAnsi="Courier New" w:cs="Courier New"/>
+          <w:sz w:val="20"/>
+          <w:szCs w:val="20"/>
+        </w:rPr>
+        <w:br/>
+        <w:t xml:space="preserve">                    sh 'terraform apply -auto-approve'</w:t>
       </w:r>
       <w:r>
         <w:rPr>
@@ -2721,7 +1926,6 @@
           <w:szCs w:val="20"/>
         </w:rPr>
       </w:pPr>
-      <w:proofErr w:type="spellStart"/>
       <w:proofErr w:type="gramStart"/>
       <w:r>
         <w:rPr>
@@ -2729,16 +1933,7 @@
           <w:sz w:val="20"/>
           <w:szCs w:val="20"/>
         </w:rPr>
-        <w:t>withCredentials</w:t>
-      </w:r>
-      <w:proofErr w:type="spellEnd"/>
-      <w:r>
-        <w:rPr>
-          <w:rFonts w:ascii="Courier New" w:eastAsia="Times New Roman" w:hAnsi="Courier New" w:cs="Courier New"/>
-          <w:sz w:val="20"/>
-          <w:szCs w:val="20"/>
-        </w:rPr>
-        <w:t>(</w:t>
+        <w:t>withCredentials(</w:t>
       </w:r>
       <w:proofErr w:type="gramEnd"/>
       <w:r>
@@ -2756,88 +1951,16 @@
           <w:szCs w:val="20"/>
         </w:rPr>
         <w:br/>
-        <w:t xml:space="preserve">  $class: '</w:t>
-      </w:r>
-      <w:proofErr w:type="spellStart"/>
-      <w:r>
-        <w:rPr>
-          <w:rFonts w:ascii="Courier New" w:eastAsia="Times New Roman" w:hAnsi="Courier New" w:cs="Courier New"/>
-          <w:sz w:val="20"/>
-          <w:szCs w:val="20"/>
-        </w:rPr>
-        <w:t>AmazonWebServicesCredentialsBinding</w:t>
-      </w:r>
-      <w:proofErr w:type="spellEnd"/>
-      <w:r>
-        <w:rPr>
-          <w:rFonts w:ascii="Courier New" w:eastAsia="Times New Roman" w:hAnsi="Courier New" w:cs="Courier New"/>
-          <w:sz w:val="20"/>
-          <w:szCs w:val="20"/>
-        </w:rPr>
-        <w:t>',</w:t>
-      </w:r>
-      <w:r>
-        <w:rPr>
-          <w:rFonts w:ascii="Courier New" w:eastAsia="Times New Roman" w:hAnsi="Courier New" w:cs="Courier New"/>
-          <w:sz w:val="20"/>
-          <w:szCs w:val="20"/>
-        </w:rPr>
-        <w:br/>
-        <w:t xml:space="preserve">  </w:t>
-      </w:r>
-      <w:proofErr w:type="spellStart"/>
-      <w:r>
-        <w:rPr>
-          <w:rFonts w:ascii="Courier New" w:eastAsia="Times New Roman" w:hAnsi="Courier New" w:cs="Courier New"/>
-          <w:sz w:val="20"/>
-          <w:szCs w:val="20"/>
-        </w:rPr>
-        <w:t>credentialsId</w:t>
-      </w:r>
-      <w:proofErr w:type="spellEnd"/>
-      <w:r>
-        <w:rPr>
-          <w:rFonts w:ascii="Courier New" w:eastAsia="Times New Roman" w:hAnsi="Courier New" w:cs="Courier New"/>
-          <w:sz w:val="20"/>
-          <w:szCs w:val="20"/>
-        </w:rPr>
-        <w:t>: '</w:t>
-      </w:r>
-      <w:proofErr w:type="spellStart"/>
-      <w:r>
-        <w:rPr>
-          <w:rFonts w:ascii="Courier New" w:eastAsia="Times New Roman" w:hAnsi="Courier New" w:cs="Courier New"/>
-          <w:sz w:val="20"/>
-          <w:szCs w:val="20"/>
-        </w:rPr>
-        <w:t>aws</w:t>
-      </w:r>
-      <w:proofErr w:type="spellEnd"/>
-      <w:r>
-        <w:rPr>
-          <w:rFonts w:ascii="Courier New" w:eastAsia="Times New Roman" w:hAnsi="Courier New" w:cs="Courier New"/>
-          <w:sz w:val="20"/>
-          <w:szCs w:val="20"/>
-        </w:rPr>
-        <w:t>-</w:t>
-      </w:r>
-      <w:proofErr w:type="spellStart"/>
-      <w:r>
-        <w:rPr>
-          <w:rFonts w:ascii="Courier New" w:eastAsia="Times New Roman" w:hAnsi="Courier New" w:cs="Courier New"/>
-          <w:sz w:val="20"/>
-          <w:szCs w:val="20"/>
-        </w:rPr>
-        <w:t>ecr</w:t>
-      </w:r>
-      <w:proofErr w:type="spellEnd"/>
-      <w:r>
-        <w:rPr>
-          <w:rFonts w:ascii="Courier New" w:eastAsia="Times New Roman" w:hAnsi="Courier New" w:cs="Courier New"/>
-          <w:sz w:val="20"/>
-          <w:szCs w:val="20"/>
-        </w:rPr>
-        <w:t>-creds'</w:t>
+        <w:t xml:space="preserve">  $class: 'AmazonWebServicesCredentialsBinding',</w:t>
+      </w:r>
+      <w:r>
+        <w:rPr>
+          <w:rFonts w:ascii="Courier New" w:eastAsia="Times New Roman" w:hAnsi="Courier New" w:cs="Courier New"/>
+          <w:sz w:val="20"/>
+          <w:szCs w:val="20"/>
+        </w:rPr>
+        <w:br/>
+        <w:t xml:space="preserve">  credentialsId: 'aws-ecr-creds'</w:t>
       </w:r>
       <w:r>
         <w:rPr>
@@ -2855,43 +1978,7 @@
           <w:szCs w:val="20"/>
         </w:rPr>
         <w:br/>
-        <w:t xml:space="preserve">   </w:t>
-      </w:r>
-      <w:proofErr w:type="spellStart"/>
-      <w:r>
-        <w:rPr>
-          <w:rFonts w:ascii="Courier New" w:eastAsia="Times New Roman" w:hAnsi="Courier New" w:cs="Courier New"/>
-          <w:sz w:val="20"/>
-          <w:szCs w:val="20"/>
-        </w:rPr>
-        <w:t>sh</w:t>
-      </w:r>
-      <w:proofErr w:type="spellEnd"/>
-      <w:r>
-        <w:rPr>
-          <w:rFonts w:ascii="Courier New" w:eastAsia="Times New Roman" w:hAnsi="Courier New" w:cs="Courier New"/>
-          <w:sz w:val="20"/>
-          <w:szCs w:val="20"/>
-        </w:rPr>
-        <w:t xml:space="preserve"> 'terraform </w:t>
-      </w:r>
-      <w:proofErr w:type="spellStart"/>
-      <w:r>
-        <w:rPr>
-          <w:rFonts w:ascii="Courier New" w:eastAsia="Times New Roman" w:hAnsi="Courier New" w:cs="Courier New"/>
-          <w:sz w:val="20"/>
-          <w:szCs w:val="20"/>
-        </w:rPr>
-        <w:t>init</w:t>
-      </w:r>
-      <w:proofErr w:type="spellEnd"/>
-      <w:r>
-        <w:rPr>
-          <w:rFonts w:ascii="Courier New" w:eastAsia="Times New Roman" w:hAnsi="Courier New" w:cs="Courier New"/>
-          <w:sz w:val="20"/>
-          <w:szCs w:val="20"/>
-        </w:rPr>
-        <w:t>'</w:t>
+        <w:t xml:space="preserve">   sh 'terraform init'</w:t>
       </w:r>
       <w:r>
         <w:rPr>
@@ -3019,67 +2106,22 @@
           <w:szCs w:val="20"/>
         </w:rPr>
       </w:pPr>
-      <w:proofErr w:type="spellStart"/>
-      <w:r>
-        <w:rPr>
-          <w:rFonts w:ascii="Courier New" w:eastAsia="Times New Roman" w:hAnsi="Courier New" w:cs="Courier New"/>
-          <w:sz w:val="20"/>
-          <w:szCs w:val="20"/>
-        </w:rPr>
-        <w:t>aws</w:t>
-      </w:r>
-      <w:proofErr w:type="spellEnd"/>
-      <w:r>
-        <w:rPr>
-          <w:rFonts w:ascii="Courier New" w:eastAsia="Times New Roman" w:hAnsi="Courier New" w:cs="Courier New"/>
-          <w:sz w:val="20"/>
-          <w:szCs w:val="20"/>
-        </w:rPr>
-        <w:t xml:space="preserve"> ec2 describe-instances</w:t>
-      </w:r>
-      <w:r>
-        <w:rPr>
-          <w:rFonts w:ascii="Courier New" w:eastAsia="Times New Roman" w:hAnsi="Courier New" w:cs="Courier New"/>
-          <w:sz w:val="20"/>
-          <w:szCs w:val="20"/>
-        </w:rPr>
-        <w:br/>
-      </w:r>
-      <w:proofErr w:type="spellStart"/>
-      <w:r>
-        <w:rPr>
-          <w:rFonts w:ascii="Courier New" w:eastAsia="Times New Roman" w:hAnsi="Courier New" w:cs="Courier New"/>
-          <w:sz w:val="20"/>
-          <w:szCs w:val="20"/>
-        </w:rPr>
-        <w:t>aws</w:t>
-      </w:r>
-      <w:proofErr w:type="spellEnd"/>
-      <w:r>
-        <w:rPr>
-          <w:rFonts w:ascii="Courier New" w:eastAsia="Times New Roman" w:hAnsi="Courier New" w:cs="Courier New"/>
-          <w:sz w:val="20"/>
-          <w:szCs w:val="20"/>
-        </w:rPr>
-        <w:t xml:space="preserve"> </w:t>
-      </w:r>
-      <w:proofErr w:type="spellStart"/>
-      <w:r>
-        <w:rPr>
-          <w:rFonts w:ascii="Courier New" w:eastAsia="Times New Roman" w:hAnsi="Courier New" w:cs="Courier New"/>
-          <w:sz w:val="20"/>
-          <w:szCs w:val="20"/>
-        </w:rPr>
-        <w:t>eks</w:t>
-      </w:r>
-      <w:proofErr w:type="spellEnd"/>
-      <w:r>
-        <w:rPr>
-          <w:rFonts w:ascii="Courier New" w:eastAsia="Times New Roman" w:hAnsi="Courier New" w:cs="Courier New"/>
-          <w:sz w:val="20"/>
-          <w:szCs w:val="20"/>
-        </w:rPr>
-        <w:t xml:space="preserve"> list-clusters</w:t>
+      <w:r>
+        <w:rPr>
+          <w:rFonts w:ascii="Courier New" w:eastAsia="Times New Roman" w:hAnsi="Courier New" w:cs="Courier New"/>
+          <w:sz w:val="20"/>
+          <w:szCs w:val="20"/>
+        </w:rPr>
+        <w:t>aws ec2 describe-instances</w:t>
+      </w:r>
+      <w:r>
+        <w:rPr>
+          <w:rFonts w:ascii="Courier New" w:eastAsia="Times New Roman" w:hAnsi="Courier New" w:cs="Courier New"/>
+          <w:sz w:val="20"/>
+          <w:szCs w:val="20"/>
+        </w:rPr>
+        <w:br/>
+        <w:t>aws eks list-clusters</w:t>
       </w:r>
     </w:p>
     <w:p>
@@ -3371,88 +2413,16 @@
           <w:sz w:val="20"/>
           <w:szCs w:val="20"/>
         </w:rPr>
-        <w:t>module "</w:t>
-      </w:r>
-      <w:proofErr w:type="spellStart"/>
-      <w:r>
-        <w:rPr>
-          <w:rFonts w:ascii="Courier New" w:eastAsia="Times New Roman" w:hAnsi="Courier New" w:cs="Courier New"/>
-          <w:sz w:val="20"/>
-          <w:szCs w:val="20"/>
-        </w:rPr>
-        <w:t>vpc</w:t>
-      </w:r>
-      <w:proofErr w:type="spellEnd"/>
-      <w:r>
-        <w:rPr>
-          <w:rFonts w:ascii="Courier New" w:eastAsia="Times New Roman" w:hAnsi="Courier New" w:cs="Courier New"/>
-          <w:sz w:val="20"/>
-          <w:szCs w:val="20"/>
-        </w:rPr>
-        <w:t>" {</w:t>
-      </w:r>
-      <w:r>
-        <w:rPr>
-          <w:rFonts w:ascii="Courier New" w:eastAsia="Times New Roman" w:hAnsi="Courier New" w:cs="Courier New"/>
-          <w:sz w:val="20"/>
-          <w:szCs w:val="20"/>
-        </w:rPr>
-        <w:br/>
-        <w:t xml:space="preserve">  source = "terraform-</w:t>
-      </w:r>
-      <w:proofErr w:type="spellStart"/>
-      <w:r>
-        <w:rPr>
-          <w:rFonts w:ascii="Courier New" w:eastAsia="Times New Roman" w:hAnsi="Courier New" w:cs="Courier New"/>
-          <w:sz w:val="20"/>
-          <w:szCs w:val="20"/>
-        </w:rPr>
-        <w:t>aws</w:t>
-      </w:r>
-      <w:proofErr w:type="spellEnd"/>
-      <w:r>
-        <w:rPr>
-          <w:rFonts w:ascii="Courier New" w:eastAsia="Times New Roman" w:hAnsi="Courier New" w:cs="Courier New"/>
-          <w:sz w:val="20"/>
-          <w:szCs w:val="20"/>
-        </w:rPr>
-        <w:t>-modules/</w:t>
-      </w:r>
-      <w:proofErr w:type="spellStart"/>
-      <w:r>
-        <w:rPr>
-          <w:rFonts w:ascii="Courier New" w:eastAsia="Times New Roman" w:hAnsi="Courier New" w:cs="Courier New"/>
-          <w:sz w:val="20"/>
-          <w:szCs w:val="20"/>
-        </w:rPr>
-        <w:t>vpc</w:t>
-      </w:r>
-      <w:proofErr w:type="spellEnd"/>
-      <w:r>
-        <w:rPr>
-          <w:rFonts w:ascii="Courier New" w:eastAsia="Times New Roman" w:hAnsi="Courier New" w:cs="Courier New"/>
-          <w:sz w:val="20"/>
-          <w:szCs w:val="20"/>
-        </w:rPr>
-        <w:t>/</w:t>
-      </w:r>
-      <w:proofErr w:type="spellStart"/>
-      <w:r>
-        <w:rPr>
-          <w:rFonts w:ascii="Courier New" w:eastAsia="Times New Roman" w:hAnsi="Courier New" w:cs="Courier New"/>
-          <w:sz w:val="20"/>
-          <w:szCs w:val="20"/>
-        </w:rPr>
-        <w:t>aws</w:t>
-      </w:r>
-      <w:proofErr w:type="spellEnd"/>
-      <w:r>
-        <w:rPr>
-          <w:rFonts w:ascii="Courier New" w:eastAsia="Times New Roman" w:hAnsi="Courier New" w:cs="Courier New"/>
-          <w:sz w:val="20"/>
-          <w:szCs w:val="20"/>
-        </w:rPr>
-        <w:t>"</w:t>
+        <w:t>module "vpc" {</w:t>
+      </w:r>
+      <w:r>
+        <w:rPr>
+          <w:rFonts w:ascii="Courier New" w:eastAsia="Times New Roman" w:hAnsi="Courier New" w:cs="Courier New"/>
+          <w:sz w:val="20"/>
+          <w:szCs w:val="20"/>
+        </w:rPr>
+        <w:br/>
+        <w:t xml:space="preserve">  source = "terraform-aws-modules/vpc/aws"</w:t>
       </w:r>
       <w:r>
         <w:rPr>
@@ -3541,88 +2511,16 @@
           <w:sz w:val="20"/>
           <w:szCs w:val="20"/>
         </w:rPr>
-        <w:t>module "</w:t>
-      </w:r>
-      <w:proofErr w:type="spellStart"/>
-      <w:r>
-        <w:rPr>
-          <w:rFonts w:ascii="Courier New" w:eastAsia="Times New Roman" w:hAnsi="Courier New" w:cs="Courier New"/>
-          <w:sz w:val="20"/>
-          <w:szCs w:val="20"/>
-        </w:rPr>
-        <w:t>eks</w:t>
-      </w:r>
-      <w:proofErr w:type="spellEnd"/>
-      <w:r>
-        <w:rPr>
-          <w:rFonts w:ascii="Courier New" w:eastAsia="Times New Roman" w:hAnsi="Courier New" w:cs="Courier New"/>
-          <w:sz w:val="20"/>
-          <w:szCs w:val="20"/>
-        </w:rPr>
-        <w:t>" {</w:t>
-      </w:r>
-      <w:r>
-        <w:rPr>
-          <w:rFonts w:ascii="Courier New" w:eastAsia="Times New Roman" w:hAnsi="Courier New" w:cs="Courier New"/>
-          <w:sz w:val="20"/>
-          <w:szCs w:val="20"/>
-        </w:rPr>
-        <w:br/>
-        <w:t xml:space="preserve">  source = "terraform-</w:t>
-      </w:r>
-      <w:proofErr w:type="spellStart"/>
-      <w:r>
-        <w:rPr>
-          <w:rFonts w:ascii="Courier New" w:eastAsia="Times New Roman" w:hAnsi="Courier New" w:cs="Courier New"/>
-          <w:sz w:val="20"/>
-          <w:szCs w:val="20"/>
-        </w:rPr>
-        <w:t>aws</w:t>
-      </w:r>
-      <w:proofErr w:type="spellEnd"/>
-      <w:r>
-        <w:rPr>
-          <w:rFonts w:ascii="Courier New" w:eastAsia="Times New Roman" w:hAnsi="Courier New" w:cs="Courier New"/>
-          <w:sz w:val="20"/>
-          <w:szCs w:val="20"/>
-        </w:rPr>
-        <w:t>-modules/</w:t>
-      </w:r>
-      <w:proofErr w:type="spellStart"/>
-      <w:r>
-        <w:rPr>
-          <w:rFonts w:ascii="Courier New" w:eastAsia="Times New Roman" w:hAnsi="Courier New" w:cs="Courier New"/>
-          <w:sz w:val="20"/>
-          <w:szCs w:val="20"/>
-        </w:rPr>
-        <w:t>eks</w:t>
-      </w:r>
-      <w:proofErr w:type="spellEnd"/>
-      <w:r>
-        <w:rPr>
-          <w:rFonts w:ascii="Courier New" w:eastAsia="Times New Roman" w:hAnsi="Courier New" w:cs="Courier New"/>
-          <w:sz w:val="20"/>
-          <w:szCs w:val="20"/>
-        </w:rPr>
-        <w:t>/</w:t>
-      </w:r>
-      <w:proofErr w:type="spellStart"/>
-      <w:r>
-        <w:rPr>
-          <w:rFonts w:ascii="Courier New" w:eastAsia="Times New Roman" w:hAnsi="Courier New" w:cs="Courier New"/>
-          <w:sz w:val="20"/>
-          <w:szCs w:val="20"/>
-        </w:rPr>
-        <w:t>aws</w:t>
-      </w:r>
-      <w:proofErr w:type="spellEnd"/>
-      <w:r>
-        <w:rPr>
-          <w:rFonts w:ascii="Courier New" w:eastAsia="Times New Roman" w:hAnsi="Courier New" w:cs="Courier New"/>
-          <w:sz w:val="20"/>
-          <w:szCs w:val="20"/>
-        </w:rPr>
-        <w:t>"</w:t>
+        <w:t>module "eks" {</w:t>
+      </w:r>
+      <w:r>
+        <w:rPr>
+          <w:rFonts w:ascii="Courier New" w:eastAsia="Times New Roman" w:hAnsi="Courier New" w:cs="Courier New"/>
+          <w:sz w:val="20"/>
+          <w:szCs w:val="20"/>
+        </w:rPr>
+        <w:br/>
+        <w:t xml:space="preserve">  source = "terraform-aws-modules/eks/aws"</w:t>
       </w:r>
       <w:r>
         <w:rPr>
@@ -3901,7 +2799,6 @@
                 <w:szCs w:val="24"/>
               </w:rPr>
             </w:pPr>
-            <w:proofErr w:type="spellStart"/>
             <w:r>
               <w:rPr>
                 <w:rFonts w:ascii="Times New Roman" w:eastAsia="Times New Roman" w:hAnsi="Times New Roman" w:cs="Times New Roman"/>
@@ -3910,7 +2807,6 @@
               </w:rPr>
               <w:t>AccessDenied</w:t>
             </w:r>
-            <w:proofErr w:type="spellEnd"/>
           </w:p>
         </w:tc>
         <w:tc>
@@ -3964,25 +2860,7 @@
                 <w:sz w:val="24"/>
                 <w:szCs w:val="24"/>
               </w:rPr>
-              <w:t xml:space="preserve">Backend </w:t>
-            </w:r>
-            <w:proofErr w:type="spellStart"/>
-            <w:r>
-              <w:rPr>
-                <w:rFonts w:ascii="Times New Roman" w:eastAsia="Times New Roman" w:hAnsi="Times New Roman" w:cs="Times New Roman"/>
-                <w:sz w:val="24"/>
-                <w:szCs w:val="24"/>
-              </w:rPr>
-              <w:t>init</w:t>
-            </w:r>
-            <w:proofErr w:type="spellEnd"/>
-            <w:r>
-              <w:rPr>
-                <w:rFonts w:ascii="Times New Roman" w:eastAsia="Times New Roman" w:hAnsi="Times New Roman" w:cs="Times New Roman"/>
-                <w:sz w:val="24"/>
-                <w:szCs w:val="24"/>
-              </w:rPr>
-              <w:t xml:space="preserve"> fail</w:t>
+              <w:t>Backend init fail</w:t>
             </w:r>
           </w:p>
         </w:tc>
@@ -4573,79 +3451,516 @@
       </w:r>
     </w:p>
     <w:p>
-      <w:proofErr w:type="spellStart"/>
-      <w:r>
+      <w:r>
+        <w:t>sudo apt update</w:t>
+      </w:r>
+    </w:p>
+    <w:p>
+      <w:r>
+        <w:t>sudo apt install -y wget unzip</w:t>
+      </w:r>
+    </w:p>
+    <w:p/>
+    <w:p>
+      <w:r>
+        <w:t>wget https://releases.hashicorp.com/terraform/1.7.5/terraform_1.7.5_linux_amd64.zip</w:t>
+      </w:r>
+    </w:p>
+    <w:p/>
+    <w:p>
+      <w:r>
+        <w:t>unzip terraform_1.7.5_linux_amd64.zip</w:t>
+      </w:r>
+    </w:p>
+    <w:p/>
+    <w:p>
+      <w:r>
+        <w:t>sudo mv terraform /usr/local/bin/</w:t>
+      </w:r>
+    </w:p>
+    <w:p>
+      <w:pPr>
+        <w:rPr>
+          <w:rStyle w:val="f"/>
+        </w:rPr>
+      </w:pPr>
+      <w:r>
+        <w:t xml:space="preserve">terraform </w:t>
+      </w:r>
+      <w:r>
+        <w:rPr>
+          <w:rStyle w:val="f"/>
+        </w:rPr>
+        <w:t>-v</w:t>
+      </w:r>
+    </w:p>
+    <w:p/>
+    <w:p/>
+    <w:p/>
+    <w:p>
+      <w:pPr>
+        <w:tabs>
+          <w:tab w:val="left" w:pos="916"/>
+          <w:tab w:val="left" w:pos="1832"/>
+          <w:tab w:val="left" w:pos="2748"/>
+          <w:tab w:val="left" w:pos="3664"/>
+          <w:tab w:val="left" w:pos="4580"/>
+          <w:tab w:val="left" w:pos="5496"/>
+          <w:tab w:val="left" w:pos="6412"/>
+          <w:tab w:val="left" w:pos="7328"/>
+          <w:tab w:val="left" w:pos="8244"/>
+          <w:tab w:val="left" w:pos="9160"/>
+          <w:tab w:val="left" w:pos="10076"/>
+          <w:tab w:val="left" w:pos="10992"/>
+          <w:tab w:val="left" w:pos="11908"/>
+          <w:tab w:val="left" w:pos="12824"/>
+          <w:tab w:val="left" w:pos="13740"/>
+          <w:tab w:val="left" w:pos="14656"/>
+        </w:tabs>
+        <w:spacing w:after="0" w:line="240" w:lineRule="auto"/>
+        <w:rPr>
+          <w:rFonts w:ascii="Courier New" w:eastAsia="Times New Roman" w:hAnsi="Courier New" w:cs="Courier New"/>
+          <w:sz w:val="20"/>
+          <w:szCs w:val="20"/>
+        </w:rPr>
+      </w:pPr>
+      <w:r>
+        <w:rPr>
+          <w:rFonts w:ascii="Courier New" w:eastAsia="Times New Roman" w:hAnsi="Courier New" w:cs="Courier New"/>
+          <w:sz w:val="20"/>
+          <w:szCs w:val="20"/>
+        </w:rPr>
+        <w:t xml:space="preserve">sudo chown -R </w:t>
+      </w:r>
+      <w:proofErr w:type="gramStart"/>
+      <w:r>
+        <w:rPr>
+          <w:rFonts w:ascii="Courier New" w:eastAsia="Times New Roman" w:hAnsi="Courier New" w:cs="Courier New"/>
+          <w:sz w:val="20"/>
+          <w:szCs w:val="20"/>
+        </w:rPr>
+        <w:t>jenkins:jenkins</w:t>
+      </w:r>
+      <w:proofErr w:type="gramEnd"/>
+      <w:r>
+        <w:rPr>
+          <w:rFonts w:ascii="Courier New" w:eastAsia="Times New Roman" w:hAnsi="Courier New" w:cs="Courier New"/>
+          <w:sz w:val="20"/>
+          <w:szCs w:val="20"/>
+        </w:rPr>
+        <w:t xml:space="preserve"> .terraform</w:t>
+      </w:r>
+      <w:r>
+        <w:rPr>
+          <w:rFonts w:ascii="Courier New" w:eastAsia="Times New Roman" w:hAnsi="Courier New" w:cs="Courier New"/>
+          <w:sz w:val="20"/>
+          <w:szCs w:val="20"/>
+        </w:rPr>
+        <w:br/>
+        <w:t>sudo chown -R jenkins:jenkins .</w:t>
+      </w:r>
+    </w:p>
+    <w:p/>
+    <w:p/>
+    <w:p/>
+    <w:p/>
+    <w:p/>
+    <w:p>
+      <w:pPr>
+        <w:pStyle w:val="Heading1"/>
+      </w:pPr>
+      <w:r>
+        <w:rPr>
+          <w:rFonts w:ascii="Segoe UI Emoji" w:hAnsi="Segoe UI Emoji" w:cs="Segoe UI Emoji"/>
+        </w:rPr>
+        <w:t>🔥</w:t>
+      </w:r>
+      <w:r>
+        <w:t xml:space="preserve"> ROOT CAUSE</w:t>
+      </w:r>
+    </w:p>
+    <w:p>
+      <w:pPr>
+        <w:pStyle w:val="NormalWeb"/>
+      </w:pPr>
+      <w:r>
+        <w:t>Earlier you ran:</w:t>
+      </w:r>
+    </w:p>
+    <w:p>
+      <w:pPr>
+        <w:pStyle w:val="HTMLPreformatted"/>
+      </w:pPr>
+      <w:r>
+        <w:rPr>
+          <w:rStyle w:val="d"/>
+        </w:rPr>
         <w:t>sudo</w:t>
       </w:r>
-      <w:proofErr w:type="spellEnd"/>
-      <w:r>
-        <w:t xml:space="preserve"> apt update</w:t>
-      </w:r>
-    </w:p>
-    <w:p>
-      <w:proofErr w:type="spellStart"/>
-      <w:r>
+      <w:r>
+        <w:t xml:space="preserve"> terraform init </w:t>
+      </w:r>
+      <w:r>
+        <w:rPr>
+          <w:rFonts w:ascii="Segoe UI Emoji" w:hAnsi="Segoe UI Emoji" w:cs="Segoe UI Emoji"/>
+        </w:rPr>
+        <w:t>❌</w:t>
+      </w:r>
+    </w:p>
+    <w:p>
+      <w:pPr>
+        <w:pStyle w:val="NormalWeb"/>
+      </w:pPr>
+      <w:r>
+        <w:rPr>
+          <w:rFonts w:ascii="Segoe UI Emoji" w:hAnsi="Segoe UI Emoji" w:cs="Segoe UI Emoji"/>
+        </w:rPr>
+        <w:t>👉</w:t>
+      </w:r>
+      <w:r>
+        <w:t xml:space="preserve"> This </w:t>
+      </w:r>
+      <w:proofErr w:type="gramStart"/>
+      <w:r>
+        <w:t xml:space="preserve">created </w:t>
+      </w:r>
+      <w:r>
+        <w:rPr>
+          <w:rStyle w:val="HTMLCode"/>
+        </w:rPr>
+        <w:t>.terraform</w:t>
+      </w:r>
+      <w:proofErr w:type="gramEnd"/>
+      <w:r>
+        <w:rPr>
+          <w:rStyle w:val="HTMLCode"/>
+        </w:rPr>
+        <w:t>/</w:t>
+      </w:r>
+      <w:r>
+        <w:t xml:space="preserve"> with root ownership</w:t>
+      </w:r>
+    </w:p>
+    <w:p>
+      <w:r>
+        <w:pict w14:anchorId="571781FA">
+          <v:rect id="_x0000_i1057" style="width:0;height:1.5pt" o:hralign="center" o:hrstd="t" o:hr="t" fillcolor="#a0a0a0" stroked="f"/>
+        </w:pict>
+      </w:r>
+    </w:p>
+    <w:p>
+      <w:pPr>
+        <w:pStyle w:val="Heading1"/>
+      </w:pPr>
+      <w:r>
+        <w:rPr>
+          <w:rFonts w:ascii="Segoe UI Emoji" w:hAnsi="Segoe UI Emoji" w:cs="Segoe UI Emoji"/>
+        </w:rPr>
+        <w:t>✅</w:t>
+      </w:r>
+      <w:r>
+        <w:t xml:space="preserve"> PERMANENT FIX (Do this exactly)</w:t>
+      </w:r>
+    </w:p>
+    <w:p>
+      <w:pPr>
+        <w:pStyle w:val="Heading3"/>
+      </w:pPr>
+      <w:r>
+        <w:rPr>
+          <w:rFonts w:ascii="Segoe UI Emoji" w:hAnsi="Segoe UI Emoji" w:cs="Segoe UI Emoji"/>
+        </w:rPr>
+        <w:t>🔧</w:t>
+      </w:r>
+      <w:r>
+        <w:t xml:space="preserve"> Step 1: Fix ownership of entire project</w:t>
+      </w:r>
+    </w:p>
+    <w:p>
+      <w:pPr>
+        <w:pStyle w:val="HTMLPreformatted"/>
+      </w:pPr>
+      <w:r>
+        <w:rPr>
+          <w:rStyle w:val="d"/>
+        </w:rPr>
         <w:t>sudo</w:t>
       </w:r>
-      <w:proofErr w:type="spellEnd"/>
-      <w:r>
-        <w:t xml:space="preserve"> apt install -y </w:t>
-      </w:r>
-      <w:proofErr w:type="spellStart"/>
-      <w:r>
-        <w:t>wget</w:t>
-      </w:r>
-      <w:proofErr w:type="spellEnd"/>
-      <w:r>
-        <w:t xml:space="preserve"> unzip</w:t>
-      </w:r>
-    </w:p>
-    <w:p/>
-    <w:p>
-      <w:proofErr w:type="spellStart"/>
-      <w:r>
-        <w:t>wget</w:t>
-      </w:r>
-      <w:proofErr w:type="spellEnd"/>
-      <w:r>
-        <w:t xml:space="preserve"> https://releases.hashicorp.com/terraform/1.7.5/terraform_1.7.5_linux_amd64.zip</w:t>
-      </w:r>
-    </w:p>
-    <w:p/>
-    <w:p>
-      <w:r>
-        <w:t>unzip terraform_1.7.5_linux_amd64.zip</w:t>
-      </w:r>
-    </w:p>
-    <w:p/>
-    <w:p>
-      <w:proofErr w:type="spellStart"/>
-      <w:r>
+      <w:r>
+        <w:t xml:space="preserve"> </w:t>
+      </w:r>
+      <w:r>
+        <w:rPr>
+          <w:rStyle w:val="d"/>
+        </w:rPr>
+        <w:t>chown</w:t>
+      </w:r>
+      <w:r>
+        <w:t xml:space="preserve"> </w:t>
+      </w:r>
+      <w:r>
+        <w:rPr>
+          <w:rStyle w:val="f"/>
+        </w:rPr>
+        <w:t>-R</w:t>
+      </w:r>
+      <w:r>
+        <w:t xml:space="preserve"> </w:t>
+      </w:r>
+      <w:proofErr w:type="gramStart"/>
+      <w:r>
+        <w:t>ubuntu:ubuntu</w:t>
+      </w:r>
+      <w:proofErr w:type="gramEnd"/>
+      <w:r>
+        <w:t xml:space="preserve"> /var/lib/jenkins/workspace/capstone-project</w:t>
+      </w:r>
+    </w:p>
+    <w:p>
+      <w:pPr>
+        <w:pStyle w:val="NormalWeb"/>
+      </w:pPr>
+      <w:r>
+        <w:rPr>
+          <w:rFonts w:ascii="Segoe UI Emoji" w:hAnsi="Segoe UI Emoji" w:cs="Segoe UI Emoji"/>
+        </w:rPr>
+        <w:t>👉</w:t>
+      </w:r>
+      <w:r>
+        <w:t xml:space="preserve"> If Jenkins user is </w:t>
+      </w:r>
+      <w:r>
+        <w:rPr>
+          <w:rStyle w:val="HTMLCode"/>
+        </w:rPr>
+        <w:t>jenkins</w:t>
+      </w:r>
+      <w:r>
+        <w:t>, use:</w:t>
+      </w:r>
+    </w:p>
+    <w:p>
+      <w:pPr>
+        <w:pStyle w:val="HTMLPreformatted"/>
+      </w:pPr>
+      <w:r>
+        <w:rPr>
+          <w:rStyle w:val="d"/>
+        </w:rPr>
         <w:t>sudo</w:t>
       </w:r>
-      <w:proofErr w:type="spellEnd"/>
-      <w:r>
-        <w:t xml:space="preserve"> mv terraform /</w:t>
-      </w:r>
-      <w:proofErr w:type="spellStart"/>
-      <w:r>
-        <w:t>usr</w:t>
-      </w:r>
-      <w:proofErr w:type="spellEnd"/>
-      <w:r>
-        <w:t>/local/bin/</w:t>
-      </w:r>
-    </w:p>
-    <w:p>
-      <w:r>
-        <w:t xml:space="preserve">terraform </w:t>
+      <w:r>
+        <w:t xml:space="preserve"> </w:t>
+      </w:r>
+      <w:r>
+        <w:rPr>
+          <w:rStyle w:val="d"/>
+        </w:rPr>
+        <w:t>chown</w:t>
+      </w:r>
+      <w:r>
+        <w:t xml:space="preserve"> </w:t>
       </w:r>
       <w:r>
         <w:rPr>
           <w:rStyle w:val="f"/>
         </w:rPr>
-        <w:t>-v</w:t>
-      </w:r>
+        <w:t>-R</w:t>
+      </w:r>
+      <w:r>
+        <w:t xml:space="preserve"> </w:t>
+      </w:r>
+      <w:proofErr w:type="gramStart"/>
+      <w:r>
+        <w:t>jenkins:jenkins</w:t>
+      </w:r>
+      <w:proofErr w:type="gramEnd"/>
+      <w:r>
+        <w:t xml:space="preserve"> /var/lib/jenkins/workspace/capstone-project</w:t>
+      </w:r>
+    </w:p>
+    <w:p>
+      <w:r>
+        <w:pict w14:anchorId="3BE245A3">
+          <v:rect id="_x0000_i1058" style="width:0;height:1.5pt" o:hralign="center" o:hrstd="t" o:hr="t" fillcolor="#a0a0a0" stroked="f"/>
+        </w:pict>
+      </w:r>
+    </w:p>
+    <w:p>
+      <w:pPr>
+        <w:pStyle w:val="Heading3"/>
+      </w:pPr>
+      <w:r>
+        <w:rPr>
+          <w:rFonts w:ascii="Segoe UI Emoji" w:hAnsi="Segoe UI Emoji" w:cs="Segoe UI Emoji"/>
+        </w:rPr>
+        <w:t>🔧</w:t>
+      </w:r>
+      <w:r>
+        <w:t xml:space="preserve"> Step 2: Force delete broken terraform folder</w:t>
+      </w:r>
+    </w:p>
+    <w:p>
+      <w:pPr>
+        <w:pStyle w:val="HTMLPreformatted"/>
+      </w:pPr>
+      <w:r>
+        <w:rPr>
+          <w:rStyle w:val="d"/>
+        </w:rPr>
+        <w:t>cd</w:t>
+      </w:r>
+      <w:r>
+        <w:t xml:space="preserve"> /var/lib/jenkins/workspace/capstone-project/terraform</w:t>
+      </w:r>
+      <w:r>
+        <w:br/>
+      </w:r>
+      <w:r>
+        <w:br/>
+      </w:r>
+      <w:r>
+        <w:rPr>
+          <w:rStyle w:val="d"/>
+        </w:rPr>
+        <w:t>sudo</w:t>
+      </w:r>
+      <w:r>
+        <w:t xml:space="preserve"> </w:t>
+      </w:r>
+      <w:r>
+        <w:rPr>
+          <w:rStyle w:val="d"/>
+        </w:rPr>
+        <w:t>rm</w:t>
+      </w:r>
+      <w:r>
+        <w:t xml:space="preserve"> </w:t>
+      </w:r>
+      <w:r>
+        <w:rPr>
+          <w:rStyle w:val="f"/>
+        </w:rPr>
+        <w:t>-</w:t>
+      </w:r>
+      <w:proofErr w:type="gramStart"/>
+      <w:r>
+        <w:rPr>
+          <w:rStyle w:val="f"/>
+        </w:rPr>
+        <w:t>rf</w:t>
+      </w:r>
+      <w:r>
+        <w:t xml:space="preserve"> .terraform</w:t>
+      </w:r>
+      <w:proofErr w:type="gramEnd"/>
+      <w:r>
+        <w:br/>
+      </w:r>
+      <w:r>
+        <w:rPr>
+          <w:rStyle w:val="d"/>
+        </w:rPr>
+        <w:t>sudo</w:t>
+      </w:r>
+      <w:r>
+        <w:t xml:space="preserve"> </w:t>
+      </w:r>
+      <w:r>
+        <w:rPr>
+          <w:rStyle w:val="d"/>
+        </w:rPr>
+        <w:t>rm</w:t>
+      </w:r>
+      <w:r>
+        <w:t xml:space="preserve"> </w:t>
+      </w:r>
+      <w:r>
+        <w:rPr>
+          <w:rStyle w:val="f"/>
+        </w:rPr>
+        <w:t>-f</w:t>
+      </w:r>
+      <w:r>
+        <w:t xml:space="preserve"> .terraform.lock.hcl</w:t>
+      </w:r>
+    </w:p>
+    <w:p>
+      <w:r>
+        <w:pict w14:anchorId="729654AE">
+          <v:rect id="_x0000_i1059" style="width:0;height:1.5pt" o:hralign="center" o:hrstd="t" o:hr="t" fillcolor="#a0a0a0" stroked="f"/>
+        </w:pict>
+      </w:r>
+    </w:p>
+    <w:p>
+      <w:pPr>
+        <w:pStyle w:val="Heading3"/>
+      </w:pPr>
+      <w:r>
+        <w:rPr>
+          <w:rFonts w:ascii="Segoe UI Emoji" w:hAnsi="Segoe UI Emoji" w:cs="Segoe UI Emoji"/>
+        </w:rPr>
+        <w:t>🔧</w:t>
+      </w:r>
+      <w:r>
+        <w:t xml:space="preserve"> Step 3: Re-run WITHOUT sudo</w:t>
+      </w:r>
+    </w:p>
+    <w:p>
+      <w:pPr>
+        <w:pStyle w:val="HTMLPreformatted"/>
+      </w:pPr>
+      <w:r>
+        <w:t>terraform init</w:t>
+      </w:r>
+    </w:p>
+    <w:p>
+      <w:r>
+        <w:pict w14:anchorId="0C3B8895">
+          <v:rect id="_x0000_i1060" style="width:0;height:1.5pt" o:hralign="center" o:hrstd="t" o:hr="t" fillcolor="#a0a0a0" stroked="f"/>
+        </w:pict>
+      </w:r>
+    </w:p>
+    <w:p>
+      <w:pPr>
+        <w:pStyle w:val="Heading1"/>
+      </w:pPr>
+      <w:r>
+        <w:rPr>
+          <w:rFonts w:ascii="Segoe UI Emoji" w:hAnsi="Segoe UI Emoji" w:cs="Segoe UI Emoji"/>
+        </w:rPr>
+        <w:t>✅</w:t>
+      </w:r>
+      <w:r>
+        <w:t xml:space="preserve"> Expected Result</w:t>
+      </w:r>
+    </w:p>
+    <w:p>
+      <w:pPr>
+        <w:pStyle w:val="HTMLPreformatted"/>
+      </w:pPr>
+      <w:r>
+        <w:t>Initializing backend...</w:t>
+      </w:r>
+      <w:r>
+        <w:br/>
+        <w:t>Initializing modules...</w:t>
+      </w:r>
+      <w:r>
+        <w:br/>
+      </w:r>
+      <w:r>
+        <w:br/>
+        <w:t xml:space="preserve">Terraform has been successfully initialized </w:t>
+      </w:r>
+      <w:r>
+        <w:rPr>
+          <w:rFonts w:ascii="Segoe UI Emoji" w:hAnsi="Segoe UI Emoji" w:cs="Segoe UI Emoji"/>
+        </w:rPr>
+        <w:t>✅</w:t>
+      </w:r>
+    </w:p>
+    <w:p>
       <w:bookmarkStart w:id="0" w:name="_GoBack"/>
       <w:bookmarkEnd w:id="0"/>
     </w:p>
@@ -5736,6 +5051,24 @@
       <w:bCs/>
     </w:rPr>
   </w:style>
+  <w:style w:type="character" w:customStyle="1" w:styleId="d">
+    <w:name w:val="ͼd"/>
+    <w:basedOn w:val="DefaultParagraphFont"/>
+    <w:rsid w:val="00264E3A"/>
+  </w:style>
+  <w:style w:type="character" w:styleId="HTMLCode">
+    <w:name w:val="HTML Code"/>
+    <w:basedOn w:val="DefaultParagraphFont"/>
+    <w:uiPriority w:val="99"/>
+    <w:semiHidden/>
+    <w:unhideWhenUsed/>
+    <w:rsid w:val="00EB2FA1"/>
+    <w:rPr>
+      <w:rFonts w:ascii="Courier New" w:eastAsia="Times New Roman" w:hAnsi="Courier New" w:cs="Courier New"/>
+      <w:sz w:val="20"/>
+      <w:szCs w:val="20"/>
+    </w:rPr>
+  </w:style>
 </w:styles>
 </file>
 
